--- a/lessons/5-1/downloads/reveal/teacher/5.1-session-2-prerequisite-practice-a.docx
+++ b/lessons/5-1/downloads/reveal/teacher/5.1-session-2-prerequisite-practice-a.docx
@@ -15,10 +15,28 @@
         <w:rPr>
           <w:rFonts w:ascii="Avenir Next" w:hAnsi="Avenir Next" w:cs="Avenir Next" w:eastAsia="Avenir Next"/>
           <w:color w:val="1A1A1A"/>
+          <w:sz w:val="22"/>
+          <w:szCs w:val="20"/>
+        </w:rPr>
+        <w:t xml:space="preserve">Name</w:t>
+      </w:r>
+      <w:r>
+        <w:rPr>
+          <w:rFonts w:ascii="Avenir Next" w:hAnsi="Avenir Next" w:cs="Avenir Next" w:eastAsia="Avenir Next"/>
+          <w:color w:val="1A1A1A"/>
           <w:sz w:val="20"/>
           <w:szCs w:val="20"/>
         </w:rPr>
-        <w:t xml:space="preserve">Name</w:t>
+        <w:tab/>
+      </w:r>
+      <w:r>
+        <w:rPr>
+          <w:rFonts w:ascii="Avenir Next" w:hAnsi="Avenir Next" w:cs="Avenir Next" w:eastAsia="Avenir Next"/>
+          <w:color w:val="1A1A1A"/>
+          <w:sz w:val="22"/>
+          <w:szCs w:val="20"/>
+        </w:rPr>
+        <w:t xml:space="preserve">   Date</w:t>
       </w:r>
       <w:r>
         <w:rPr>
@@ -33,25 +51,7 @@
         <w:rPr>
           <w:rFonts w:ascii="Avenir Next" w:hAnsi="Avenir Next" w:cs="Avenir Next" w:eastAsia="Avenir Next"/>
           <w:color w:val="1A1A1A"/>
-          <w:sz w:val="20"/>
-          <w:szCs w:val="20"/>
-        </w:rPr>
-        <w:t xml:space="preserve">   Date</w:t>
-      </w:r>
-      <w:r>
-        <w:rPr>
-          <w:rFonts w:ascii="Avenir Next" w:hAnsi="Avenir Next" w:cs="Avenir Next" w:eastAsia="Avenir Next"/>
-          <w:color w:val="1A1A1A"/>
-          <w:sz w:val="20"/>
-          <w:szCs w:val="20"/>
-        </w:rPr>
-        <w:tab/>
-      </w:r>
-      <w:r>
-        <w:rPr>
-          <w:rFonts w:ascii="Avenir Next" w:hAnsi="Avenir Next" w:cs="Avenir Next" w:eastAsia="Avenir Next"/>
-          <w:color w:val="1A1A1A"/>
-          <w:sz w:val="20"/>
+          <w:sz w:val="22"/>
           <w:szCs w:val="20"/>
         </w:rPr>
         <w:t xml:space="preserve">   Period</w:t>
@@ -78,7 +78,7 @@
           <w:caps/>
           <w:color w:val="003A70"/>
           <w:spacing w:val="12"/>
-          <w:sz w:val="19"/>
+          <w:sz w:val="22"/>
           <w:szCs w:val="19"/>
         </w:rPr>
         <w:t xml:space="preserve">Lesson 5-1  ·  Session 2  ·  Prerequisite Practice A  ·  Skill 1 of 2</w:t>
@@ -86,6 +86,7 @@
     </w:p>
     <w:p>
       <w:pPr>
+        <w:pStyle w:val="Heading1"/>
         <w:keepNext/>
         <w:spacing w:before="0" w:after="10" w:line="240" w:lineRule="auto"/>
       </w:pPr>
@@ -111,7 +112,7 @@
         <w:rPr>
           <w:rFonts w:ascii="Avenir Next" w:hAnsi="Avenir Next" w:cs="Avenir Next" w:eastAsia="Avenir Next"/>
           <w:color w:val="5A5F66"/>
-          <w:sz w:val="17"/>
+          <w:sz w:val="22"/>
           <w:szCs w:val="17"/>
         </w:rPr>
         <w:t xml:space="preserve">Builds on Grade 5 · 5.NF.B.4</w:t>
@@ -154,6 +155,7 @@
           </w:tcPr>
           <w:p>
             <w:pPr>
+              <w:pStyle w:val="Heading2"/>
               <w:spacing w:before="0" w:after="0" w:line="252" w:lineRule="auto"/>
             </w:pPr>
             <w:r>
@@ -183,7 +185,7 @@
               <w:rPr>
                 <w:rFonts w:ascii="Avenir Next" w:hAnsi="Avenir Next" w:cs="Avenir Next" w:eastAsia="Avenir Next"/>
                 <w:color w:val="1A1A1A"/>
-                <w:sz w:val="20"/>
+                <w:sz w:val="22"/>
                 <w:szCs w:val="20"/>
               </w:rPr>
               <w:t xml:space="preserve">You will find the area of a rhombus with diagonals 18 ft and 24 ft: (18 × 24) ÷ 2.</w:t>
@@ -203,6 +205,7 @@
           </w:tcPr>
           <w:p>
             <w:pPr>
+              <w:pStyle w:val="Heading2"/>
               <w:spacing w:before="0" w:after="0" w:line="252" w:lineRule="auto"/>
             </w:pPr>
             <w:r>
@@ -232,7 +235,7 @@
               <w:rPr>
                 <w:rFonts w:ascii="Avenir Next" w:hAnsi="Avenir Next" w:cs="Avenir Next" w:eastAsia="Avenir Next"/>
                 <w:color w:val="1A1A1A"/>
-                <w:sz w:val="20"/>
+                <w:sz w:val="22"/>
                 <w:szCs w:val="20"/>
               </w:rPr>
               <w:t xml:space="preserve">Multiply two numbers, then take half of the product.  </w:t>
@@ -242,7 +245,7 @@
                 <w:rFonts w:ascii="Avenir Next" w:hAnsi="Avenir Next" w:cs="Avenir Next" w:eastAsia="Avenir Next"/>
                 <w:b/>
                 <w:color w:val="1A1A1A"/>
-                <w:sz w:val="20"/>
+                <w:sz w:val="22"/>
                 <w:szCs w:val="20"/>
               </w:rPr>
               <w:t xml:space="preserve">You will use it in Practice Form A, problems 3 and 6.</w:t>
@@ -253,6 +256,7 @@
     </w:tbl>
     <w:p>
       <w:pPr>
+        <w:pStyle w:val="Heading2"/>
         <w:keepNext/>
         <w:pBdr>
           <w:bottom w:val="single" w:sz="8" w:space="3" w:color="003A70"/>
@@ -268,7 +272,7 @@
           <w:b/>
           <w:color w:val="003A70"/>
           <w:spacing w:val="14"/>
-          <w:sz w:val="19"/>
+          <w:sz w:val="22"/>
           <w:szCs w:val="19"/>
         </w:rPr>
         <w:t xml:space="preserve">STEPS TO FOLLOW</w:t>
@@ -287,7 +291,7 @@
           <w:rFonts w:ascii="Avenir Next" w:hAnsi="Avenir Next" w:cs="Avenir Next" w:eastAsia="Avenir Next"/>
           <w:i/>
           <w:color w:val="5A5F66"/>
-          <w:sz w:val="17"/>
+          <w:sz w:val="22"/>
           <w:szCs w:val="17"/>
         </w:rPr>
         <w:t xml:space="preserve">use these same steps on every problem</w:t>
@@ -329,6 +333,7 @@
           </w:tcPr>
           <w:p>
             <w:pPr>
+              <w:pStyle w:val="Heading1"/>
               <w:spacing w:before="0" w:after="0" w:line="240" w:lineRule="auto"/>
               <w:jc w:val="center"/>
             </w:pPr>
@@ -358,7 +363,7 @@
                 <w:rFonts w:ascii="Avenir Next" w:hAnsi="Avenir Next" w:cs="Avenir Next" w:eastAsia="Avenir Next"/>
                 <w:b/>
                 <w:color w:val="1A1A1A"/>
-                <w:sz w:val="21"/>
+                <w:sz w:val="22"/>
                 <w:szCs w:val="21"/>
               </w:rPr>
               <w:t xml:space="preserve">Multiply</w:t>
@@ -367,7 +372,7 @@
               <w:rPr>
                 <w:rFonts w:ascii="Avenir Next" w:hAnsi="Avenir Next" w:cs="Avenir Next" w:eastAsia="Avenir Next"/>
                 <w:color w:val="1A1A1A"/>
-                <w:sz w:val="21"/>
+                <w:sz w:val="22"/>
                 <w:szCs w:val="21"/>
               </w:rPr>
               <w:t xml:space="preserve"> the two numbers.</w:t>
@@ -386,6 +391,7 @@
           </w:tcPr>
           <w:p>
             <w:pPr>
+              <w:pStyle w:val="Heading1"/>
               <w:spacing w:before="0" w:after="0" w:line="240" w:lineRule="auto"/>
               <w:jc w:val="center"/>
             </w:pPr>
@@ -414,7 +420,7 @@
               <w:rPr>
                 <w:rFonts w:ascii="Avenir Next" w:hAnsi="Avenir Next" w:cs="Avenir Next" w:eastAsia="Avenir Next"/>
                 <w:color w:val="1A1A1A"/>
-                <w:sz w:val="21"/>
+                <w:sz w:val="22"/>
                 <w:szCs w:val="21"/>
               </w:rPr>
               <w:t xml:space="preserve">Take </w:t>
@@ -424,7 +430,7 @@
                 <w:rFonts w:ascii="Avenir Next" w:hAnsi="Avenir Next" w:cs="Avenir Next" w:eastAsia="Avenir Next"/>
                 <w:b/>
                 <w:color w:val="1A1A1A"/>
-                <w:sz w:val="21"/>
+                <w:sz w:val="22"/>
                 <w:szCs w:val="21"/>
               </w:rPr>
               <w:t xml:space="preserve">half</w:t>
@@ -433,7 +439,7 @@
               <w:rPr>
                 <w:rFonts w:ascii="Avenir Next" w:hAnsi="Avenir Next" w:cs="Avenir Next" w:eastAsia="Avenir Next"/>
                 <w:color w:val="1A1A1A"/>
-                <w:sz w:val="21"/>
+                <w:sz w:val="22"/>
                 <w:szCs w:val="21"/>
               </w:rPr>
               <w:t xml:space="preserve"> of the product: divide by 2.</w:t>
@@ -452,6 +458,7 @@
           </w:tcPr>
           <w:p>
             <w:pPr>
+              <w:pStyle w:val="Heading1"/>
               <w:spacing w:before="0" w:after="0" w:line="240" w:lineRule="auto"/>
               <w:jc w:val="center"/>
             </w:pPr>
@@ -480,7 +487,7 @@
               <w:rPr>
                 <w:rFonts w:ascii="Avenir Next" w:hAnsi="Avenir Next" w:cs="Avenir Next" w:eastAsia="Avenir Next"/>
                 <w:color w:val="1A1A1A"/>
-                <w:sz w:val="21"/>
+                <w:sz w:val="22"/>
                 <w:szCs w:val="21"/>
               </w:rPr>
               <w:t xml:space="preserve">Write the unit, like </w:t>
@@ -490,7 +497,7 @@
                 <w:rFonts w:ascii="Avenir Next" w:hAnsi="Avenir Next" w:cs="Avenir Next" w:eastAsia="Avenir Next"/>
                 <w:b/>
                 <w:color w:val="1A1A1A"/>
-                <w:sz w:val="21"/>
+                <w:sz w:val="22"/>
                 <w:szCs w:val="21"/>
               </w:rPr>
               <w:t xml:space="preserve">square feet</w:t>
@@ -499,7 +506,7 @@
               <w:rPr>
                 <w:rFonts w:ascii="Avenir Next" w:hAnsi="Avenir Next" w:cs="Avenir Next" w:eastAsia="Avenir Next"/>
                 <w:color w:val="1A1A1A"/>
-                <w:sz w:val="21"/>
+                <w:sz w:val="22"/>
                 <w:szCs w:val="21"/>
               </w:rPr>
               <w:t xml:space="preserve">.</w:t>
@@ -510,6 +517,7 @@
     </w:tbl>
     <w:p>
       <w:pPr>
+        <w:pStyle w:val="Heading2"/>
         <w:keepNext/>
         <w:pBdr>
           <w:bottom w:val="single" w:sz="8" w:space="3" w:color="003A70"/>
@@ -525,7 +533,7 @@
           <w:b/>
           <w:color w:val="003A70"/>
           <w:spacing w:val="14"/>
-          <w:sz w:val="19"/>
+          <w:sz w:val="22"/>
           <w:szCs w:val="19"/>
         </w:rPr>
         <w:t xml:space="preserve">WATCH ME</w:t>
@@ -544,7 +552,7 @@
           <w:rFonts w:ascii="Avenir Next" w:hAnsi="Avenir Next" w:cs="Avenir Next" w:eastAsia="Avenir Next"/>
           <w:i/>
           <w:color w:val="5A5F66"/>
-          <w:sz w:val="17"/>
+          <w:sz w:val="22"/>
           <w:szCs w:val="17"/>
         </w:rPr>
         <w:t xml:space="preserve">the steps in action</w:t>
@@ -559,7 +567,7 @@
           <w:rFonts w:ascii="Avenir Next" w:hAnsi="Avenir Next" w:cs="Avenir Next" w:eastAsia="Avenir Next"/>
           <w:b/>
           <w:color w:val="1A1A1A"/>
-          <w:sz w:val="21"/>
+          <w:sz w:val="22"/>
           <w:szCs w:val="21"/>
         </w:rPr>
         <w:t xml:space="preserve">Find half of 20 × 14.</w:t>
@@ -578,25 +586,25 @@
           <w:rFonts w:ascii="Avenir Next" w:hAnsi="Avenir Next" w:cs="Avenir Next" w:eastAsia="Avenir Next"/>
           <w:b/>
           <w:color w:val="003A70"/>
+          <w:sz w:val="22"/>
+          <w:szCs w:val="19"/>
+        </w:rPr>
+        <w:t xml:space="preserve">Step 1</w:t>
+      </w:r>
+      <w:r>
+        <w:rPr>
+          <w:rFonts w:ascii="Avenir Next" w:hAnsi="Avenir Next" w:cs="Avenir Next" w:eastAsia="Avenir Next"/>
+          <w:color w:val="1A1A1A"/>
           <w:sz w:val="19"/>
           <w:szCs w:val="19"/>
         </w:rPr>
-        <w:t xml:space="preserve">Step 1</w:t>
-      </w:r>
-      <w:r>
-        <w:rPr>
-          <w:rFonts w:ascii="Avenir Next" w:hAnsi="Avenir Next" w:cs="Avenir Next" w:eastAsia="Avenir Next"/>
-          <w:color w:val="1A1A1A"/>
-          <w:sz w:val="19"/>
-          <w:szCs w:val="19"/>
-        </w:rPr>
         <w:tab/>
       </w:r>
       <w:r>
         <w:rPr>
           <w:rFonts w:ascii="Avenir Next" w:hAnsi="Avenir Next" w:cs="Avenir Next" w:eastAsia="Avenir Next"/>
           <w:color w:val="1A1A1A"/>
-          <w:sz w:val="21"/>
+          <w:sz w:val="22"/>
           <w:szCs w:val="21"/>
         </w:rPr>
         <w:t xml:space="preserve">20 × 14 = 280.</w:t>
@@ -615,25 +623,25 @@
           <w:rFonts w:ascii="Avenir Next" w:hAnsi="Avenir Next" w:cs="Avenir Next" w:eastAsia="Avenir Next"/>
           <w:b/>
           <w:color w:val="003A70"/>
+          <w:sz w:val="22"/>
+          <w:szCs w:val="19"/>
+        </w:rPr>
+        <w:t xml:space="preserve">Step 2</w:t>
+      </w:r>
+      <w:r>
+        <w:rPr>
+          <w:rFonts w:ascii="Avenir Next" w:hAnsi="Avenir Next" w:cs="Avenir Next" w:eastAsia="Avenir Next"/>
+          <w:color w:val="1A1A1A"/>
           <w:sz w:val="19"/>
           <w:szCs w:val="19"/>
         </w:rPr>
-        <w:t xml:space="preserve">Step 2</w:t>
-      </w:r>
-      <w:r>
-        <w:rPr>
-          <w:rFonts w:ascii="Avenir Next" w:hAnsi="Avenir Next" w:cs="Avenir Next" w:eastAsia="Avenir Next"/>
-          <w:color w:val="1A1A1A"/>
-          <w:sz w:val="19"/>
-          <w:szCs w:val="19"/>
-        </w:rPr>
         <w:tab/>
       </w:r>
       <w:r>
         <w:rPr>
           <w:rFonts w:ascii="Avenir Next" w:hAnsi="Avenir Next" w:cs="Avenir Next" w:eastAsia="Avenir Next"/>
           <w:color w:val="1A1A1A"/>
-          <w:sz w:val="21"/>
+          <w:sz w:val="22"/>
           <w:szCs w:val="21"/>
         </w:rPr>
         <w:t xml:space="preserve">280 ÷ 2 = 140.</w:t>
@@ -652,25 +660,25 @@
           <w:rFonts w:ascii="Avenir Next" w:hAnsi="Avenir Next" w:cs="Avenir Next" w:eastAsia="Avenir Next"/>
           <w:b/>
           <w:color w:val="003A70"/>
+          <w:sz w:val="22"/>
+          <w:szCs w:val="19"/>
+        </w:rPr>
+        <w:t xml:space="preserve">Step 3</w:t>
+      </w:r>
+      <w:r>
+        <w:rPr>
+          <w:rFonts w:ascii="Avenir Next" w:hAnsi="Avenir Next" w:cs="Avenir Next" w:eastAsia="Avenir Next"/>
+          <w:color w:val="1A1A1A"/>
           <w:sz w:val="19"/>
           <w:szCs w:val="19"/>
         </w:rPr>
-        <w:t xml:space="preserve">Step 3</w:t>
-      </w:r>
-      <w:r>
-        <w:rPr>
-          <w:rFonts w:ascii="Avenir Next" w:hAnsi="Avenir Next" w:cs="Avenir Next" w:eastAsia="Avenir Next"/>
-          <w:color w:val="1A1A1A"/>
-          <w:sz w:val="19"/>
-          <w:szCs w:val="19"/>
-        </w:rPr>
         <w:tab/>
       </w:r>
       <w:r>
         <w:rPr>
           <w:rFonts w:ascii="Avenir Next" w:hAnsi="Avenir Next" w:cs="Avenir Next" w:eastAsia="Avenir Next"/>
           <w:color w:val="1A1A1A"/>
-          <w:sz w:val="21"/>
+          <w:sz w:val="22"/>
           <w:szCs w:val="21"/>
         </w:rPr>
         <w:t xml:space="preserve">The answer is 140.</w:t>
@@ -689,18 +697,18 @@
           <w:rFonts w:ascii="Avenir Next" w:hAnsi="Avenir Next" w:cs="Avenir Next" w:eastAsia="Avenir Next"/>
           <w:b/>
           <w:color w:val="1A1A1A"/>
+          <w:sz w:val="22"/>
+          <w:szCs w:val="21"/>
+        </w:rPr>
+        <w:t xml:space="preserve">Answer</w:t>
+      </w:r>
+      <w:r>
+        <w:rPr>
+          <w:rFonts w:ascii="Avenir Next" w:hAnsi="Avenir Next" w:cs="Avenir Next" w:eastAsia="Avenir Next"/>
+          <w:color w:val="1A1A1A"/>
           <w:sz w:val="21"/>
           <w:szCs w:val="21"/>
         </w:rPr>
-        <w:t xml:space="preserve">Answer</w:t>
-      </w:r>
-      <w:r>
-        <w:rPr>
-          <w:rFonts w:ascii="Avenir Next" w:hAnsi="Avenir Next" w:cs="Avenir Next" w:eastAsia="Avenir Next"/>
-          <w:color w:val="1A1A1A"/>
-          <w:sz w:val="21"/>
-          <w:szCs w:val="21"/>
-        </w:rPr>
         <w:tab/>
       </w:r>
       <w:r>
@@ -708,7 +716,7 @@
           <w:rFonts w:ascii="Avenir Next" w:hAnsi="Avenir Next" w:cs="Avenir Next" w:eastAsia="Avenir Next"/>
           <w:b/>
           <w:color w:val="1A1A1A"/>
-          <w:sz w:val="21"/>
+          <w:sz w:val="22"/>
           <w:szCs w:val="21"/>
         </w:rPr>
         <w:t xml:space="preserve">140</w:t>
@@ -716,6 +724,7 @@
     </w:p>
     <w:p>
       <w:pPr>
+        <w:pStyle w:val="Heading2"/>
         <w:keepNext/>
         <w:pBdr>
           <w:bottom w:val="single" w:sz="8" w:space="3" w:color="003A70"/>
@@ -731,7 +740,7 @@
           <w:b/>
           <w:color w:val="003A70"/>
           <w:spacing w:val="14"/>
-          <w:sz w:val="19"/>
+          <w:sz w:val="22"/>
           <w:szCs w:val="19"/>
         </w:rPr>
         <w:t xml:space="preserve">TRY IT WITH HELP</w:t>
@@ -750,7 +759,7 @@
           <w:rFonts w:ascii="Avenir Next" w:hAnsi="Avenir Next" w:cs="Avenir Next" w:eastAsia="Avenir Next"/>
           <w:i/>
           <w:color w:val="5A5F66"/>
-          <w:sz w:val="17"/>
+          <w:sz w:val="22"/>
           <w:szCs w:val="17"/>
         </w:rPr>
         <w:t xml:space="preserve">fill in each step</w:t>
@@ -808,25 +817,25 @@
           <w:rFonts w:ascii="Avenir Next" w:hAnsi="Avenir Next" w:cs="Avenir Next" w:eastAsia="Avenir Next"/>
           <w:b/>
           <w:color w:val="003A70"/>
+          <w:sz w:val="22"/>
+          <w:szCs w:val="18"/>
+        </w:rPr>
+        <w:t xml:space="preserve">Step 1</w:t>
+      </w:r>
+      <w:r>
+        <w:rPr>
+          <w:rFonts w:ascii="Avenir Next" w:hAnsi="Avenir Next" w:cs="Avenir Next" w:eastAsia="Avenir Next"/>
+          <w:color w:val="1A1A1A"/>
           <w:sz w:val="18"/>
           <w:szCs w:val="18"/>
         </w:rPr>
-        <w:t xml:space="preserve">Step 1</w:t>
-      </w:r>
-      <w:r>
-        <w:rPr>
-          <w:rFonts w:ascii="Avenir Next" w:hAnsi="Avenir Next" w:cs="Avenir Next" w:eastAsia="Avenir Next"/>
-          <w:color w:val="1A1A1A"/>
-          <w:sz w:val="18"/>
-          <w:szCs w:val="18"/>
-        </w:rPr>
         <w:tab/>
       </w:r>
       <w:r>
         <w:rPr>
           <w:rFonts w:ascii="Avenir Next" w:hAnsi="Avenir Next" w:cs="Avenir Next" w:eastAsia="Avenir Next"/>
           <w:color w:val="1A1A1A"/>
-          <w:sz w:val="21"/>
+          <w:sz w:val="22"/>
           <w:szCs w:val="21"/>
         </w:rPr>
         <w:t xml:space="preserve">30 × 12 = </w:t>
@@ -856,18 +865,18 @@
           <w:rFonts w:ascii="Avenir Next" w:hAnsi="Avenir Next" w:cs="Avenir Next" w:eastAsia="Avenir Next"/>
           <w:b/>
           <w:color w:val="003A70"/>
+          <w:sz w:val="22"/>
+          <w:szCs w:val="18"/>
+        </w:rPr>
+        <w:t xml:space="preserve">Step 2</w:t>
+      </w:r>
+      <w:r>
+        <w:rPr>
+          <w:rFonts w:ascii="Avenir Next" w:hAnsi="Avenir Next" w:cs="Avenir Next" w:eastAsia="Avenir Next"/>
+          <w:color w:val="1A1A1A"/>
           <w:sz w:val="18"/>
           <w:szCs w:val="18"/>
         </w:rPr>
-        <w:t xml:space="preserve">Step 2</w:t>
-      </w:r>
-      <w:r>
-        <w:rPr>
-          <w:rFonts w:ascii="Avenir Next" w:hAnsi="Avenir Next" w:cs="Avenir Next" w:eastAsia="Avenir Next"/>
-          <w:color w:val="1A1A1A"/>
-          <w:sz w:val="18"/>
-          <w:szCs w:val="18"/>
-        </w:rPr>
         <w:tab/>
       </w:r>
       <w:r>
@@ -884,7 +893,7 @@
         <w:rPr>
           <w:rFonts w:ascii="Avenir Next" w:hAnsi="Avenir Next" w:cs="Avenir Next" w:eastAsia="Avenir Next"/>
           <w:color w:val="1A1A1A"/>
-          <w:sz w:val="21"/>
+          <w:sz w:val="22"/>
           <w:szCs w:val="21"/>
         </w:rPr>
         <w:t xml:space="preserve"> ÷ 2 = </w:t>
@@ -914,35 +923,35 @@
           <w:rFonts w:ascii="Avenir Next" w:hAnsi="Avenir Next" w:cs="Avenir Next" w:eastAsia="Avenir Next"/>
           <w:b/>
           <w:color w:val="003A70"/>
+          <w:sz w:val="22"/>
+          <w:szCs w:val="18"/>
+        </w:rPr>
+        <w:t xml:space="preserve">Step 3</w:t>
+      </w:r>
+      <w:r>
+        <w:rPr>
+          <w:rFonts w:ascii="Avenir Next" w:hAnsi="Avenir Next" w:cs="Avenir Next" w:eastAsia="Avenir Next"/>
+          <w:color w:val="1A1A1A"/>
           <w:sz w:val="18"/>
           <w:szCs w:val="18"/>
         </w:rPr>
-        <w:t xml:space="preserve">Step 3</w:t>
-      </w:r>
-      <w:r>
-        <w:rPr>
-          <w:rFonts w:ascii="Avenir Next" w:hAnsi="Avenir Next" w:cs="Avenir Next" w:eastAsia="Avenir Next"/>
-          <w:color w:val="1A1A1A"/>
-          <w:sz w:val="18"/>
-          <w:szCs w:val="18"/>
-        </w:rPr>
         <w:tab/>
       </w:r>
       <w:r>
         <w:rPr>
           <w:rFonts w:ascii="Avenir Next" w:hAnsi="Avenir Next" w:cs="Avenir Next" w:eastAsia="Avenir Next"/>
           <w:color w:val="1A1A1A"/>
+          <w:sz w:val="22"/>
+          <w:szCs w:val="21"/>
+        </w:rPr>
+        <w:t xml:space="preserve">The answer is </w:t>
+      </w:r>
+      <w:r>
+        <w:rPr>
+          <w:rFonts w:ascii="Avenir Next" w:hAnsi="Avenir Next" w:cs="Avenir Next" w:eastAsia="Avenir Next"/>
+          <w:color w:val="1A1A1A"/>
           <w:sz w:val="21"/>
           <w:szCs w:val="21"/>
-        </w:rPr>
-        <w:t xml:space="preserve">The answer is </w:t>
-      </w:r>
-      <w:r>
-        <w:rPr>
-          <w:rFonts w:ascii="Avenir Next" w:hAnsi="Avenir Next" w:cs="Avenir Next" w:eastAsia="Avenir Next"/>
-          <w:color w:val="1A1A1A"/>
-          <w:sz w:val="21"/>
-          <w:szCs w:val="21"/>
           <w:u w:val="single"/>
         </w:rPr>
         <w:t xml:space="preserve">                </w:t>
@@ -951,7 +960,7 @@
         <w:rPr>
           <w:rFonts w:ascii="Avenir Next" w:hAnsi="Avenir Next" w:cs="Avenir Next" w:eastAsia="Avenir Next"/>
           <w:color w:val="1A1A1A"/>
-          <w:sz w:val="21"/>
+          <w:sz w:val="22"/>
           <w:szCs w:val="21"/>
         </w:rPr>
         <w:t xml:space="preserve">.</w:t>
@@ -1014,25 +1023,25 @@
           <w:rFonts w:ascii="Avenir Next" w:hAnsi="Avenir Next" w:cs="Avenir Next" w:eastAsia="Avenir Next"/>
           <w:b/>
           <w:color w:val="003A70"/>
+          <w:sz w:val="22"/>
+          <w:szCs w:val="18"/>
+        </w:rPr>
+        <w:t xml:space="preserve">Step 1</w:t>
+      </w:r>
+      <w:r>
+        <w:rPr>
+          <w:rFonts w:ascii="Avenir Next" w:hAnsi="Avenir Next" w:cs="Avenir Next" w:eastAsia="Avenir Next"/>
+          <w:color w:val="1A1A1A"/>
           <w:sz w:val="18"/>
           <w:szCs w:val="18"/>
         </w:rPr>
-        <w:t xml:space="preserve">Step 1</w:t>
-      </w:r>
-      <w:r>
-        <w:rPr>
-          <w:rFonts w:ascii="Avenir Next" w:hAnsi="Avenir Next" w:cs="Avenir Next" w:eastAsia="Avenir Next"/>
-          <w:color w:val="1A1A1A"/>
-          <w:sz w:val="18"/>
-          <w:szCs w:val="18"/>
-        </w:rPr>
         <w:tab/>
       </w:r>
       <w:r>
         <w:rPr>
           <w:rFonts w:ascii="Avenir Next" w:hAnsi="Avenir Next" w:cs="Avenir Next" w:eastAsia="Avenir Next"/>
           <w:color w:val="1A1A1A"/>
-          <w:sz w:val="21"/>
+          <w:sz w:val="22"/>
           <w:szCs w:val="21"/>
         </w:rPr>
         <w:t xml:space="preserve">16 × 15 = </w:t>
@@ -1062,18 +1071,18 @@
           <w:rFonts w:ascii="Avenir Next" w:hAnsi="Avenir Next" w:cs="Avenir Next" w:eastAsia="Avenir Next"/>
           <w:b/>
           <w:color w:val="003A70"/>
+          <w:sz w:val="22"/>
+          <w:szCs w:val="18"/>
+        </w:rPr>
+        <w:t xml:space="preserve">Step 2</w:t>
+      </w:r>
+      <w:r>
+        <w:rPr>
+          <w:rFonts w:ascii="Avenir Next" w:hAnsi="Avenir Next" w:cs="Avenir Next" w:eastAsia="Avenir Next"/>
+          <w:color w:val="1A1A1A"/>
           <w:sz w:val="18"/>
           <w:szCs w:val="18"/>
         </w:rPr>
-        <w:t xml:space="preserve">Step 2</w:t>
-      </w:r>
-      <w:r>
-        <w:rPr>
-          <w:rFonts w:ascii="Avenir Next" w:hAnsi="Avenir Next" w:cs="Avenir Next" w:eastAsia="Avenir Next"/>
-          <w:color w:val="1A1A1A"/>
-          <w:sz w:val="18"/>
-          <w:szCs w:val="18"/>
-        </w:rPr>
         <w:tab/>
       </w:r>
       <w:r>
@@ -1090,7 +1099,7 @@
         <w:rPr>
           <w:rFonts w:ascii="Avenir Next" w:hAnsi="Avenir Next" w:cs="Avenir Next" w:eastAsia="Avenir Next"/>
           <w:color w:val="1A1A1A"/>
-          <w:sz w:val="21"/>
+          <w:sz w:val="22"/>
           <w:szCs w:val="21"/>
         </w:rPr>
         <w:t xml:space="preserve"> ÷ 2 = </w:t>
@@ -1120,35 +1129,35 @@
           <w:rFonts w:ascii="Avenir Next" w:hAnsi="Avenir Next" w:cs="Avenir Next" w:eastAsia="Avenir Next"/>
           <w:b/>
           <w:color w:val="003A70"/>
+          <w:sz w:val="22"/>
+          <w:szCs w:val="18"/>
+        </w:rPr>
+        <w:t xml:space="preserve">Step 3</w:t>
+      </w:r>
+      <w:r>
+        <w:rPr>
+          <w:rFonts w:ascii="Avenir Next" w:hAnsi="Avenir Next" w:cs="Avenir Next" w:eastAsia="Avenir Next"/>
+          <w:color w:val="1A1A1A"/>
           <w:sz w:val="18"/>
           <w:szCs w:val="18"/>
         </w:rPr>
-        <w:t xml:space="preserve">Step 3</w:t>
-      </w:r>
-      <w:r>
-        <w:rPr>
-          <w:rFonts w:ascii="Avenir Next" w:hAnsi="Avenir Next" w:cs="Avenir Next" w:eastAsia="Avenir Next"/>
-          <w:color w:val="1A1A1A"/>
-          <w:sz w:val="18"/>
-          <w:szCs w:val="18"/>
-        </w:rPr>
         <w:tab/>
       </w:r>
       <w:r>
         <w:rPr>
           <w:rFonts w:ascii="Avenir Next" w:hAnsi="Avenir Next" w:cs="Avenir Next" w:eastAsia="Avenir Next"/>
           <w:color w:val="1A1A1A"/>
+          <w:sz w:val="22"/>
+          <w:szCs w:val="21"/>
+        </w:rPr>
+        <w:t xml:space="preserve">The answer is </w:t>
+      </w:r>
+      <w:r>
+        <w:rPr>
+          <w:rFonts w:ascii="Avenir Next" w:hAnsi="Avenir Next" w:cs="Avenir Next" w:eastAsia="Avenir Next"/>
+          <w:color w:val="1A1A1A"/>
           <w:sz w:val="21"/>
           <w:szCs w:val="21"/>
-        </w:rPr>
-        <w:t xml:space="preserve">The answer is </w:t>
-      </w:r>
-      <w:r>
-        <w:rPr>
-          <w:rFonts w:ascii="Avenir Next" w:hAnsi="Avenir Next" w:cs="Avenir Next" w:eastAsia="Avenir Next"/>
-          <w:color w:val="1A1A1A"/>
-          <w:sz w:val="21"/>
-          <w:szCs w:val="21"/>
           <w:u w:val="single"/>
         </w:rPr>
         <w:t xml:space="preserve">                </w:t>
@@ -1157,7 +1166,7 @@
         <w:rPr>
           <w:rFonts w:ascii="Avenir Next" w:hAnsi="Avenir Next" w:cs="Avenir Next" w:eastAsia="Avenir Next"/>
           <w:color w:val="1A1A1A"/>
-          <w:sz w:val="21"/>
+          <w:sz w:val="22"/>
           <w:szCs w:val="21"/>
         </w:rPr>
         <w:t xml:space="preserve">.</w:t>
@@ -1170,6 +1179,7 @@
     </w:p>
     <w:p>
       <w:pPr>
+        <w:pStyle w:val="Heading2"/>
         <w:keepNext/>
         <w:pBdr>
           <w:bottom w:val="single" w:sz="8" w:space="3" w:color="003A70"/>
@@ -1185,7 +1195,7 @@
           <w:b/>
           <w:color w:val="003A70"/>
           <w:spacing w:val="14"/>
-          <w:sz w:val="19"/>
+          <w:sz w:val="22"/>
           <w:szCs w:val="19"/>
         </w:rPr>
         <w:t xml:space="preserve">YOUR TURN</w:t>
@@ -1204,7 +1214,7 @@
           <w:rFonts w:ascii="Avenir Next" w:hAnsi="Avenir Next" w:cs="Avenir Next" w:eastAsia="Avenir Next"/>
           <w:i/>
           <w:color w:val="5A5F66"/>
-          <w:sz w:val="17"/>
+          <w:sz w:val="22"/>
           <w:szCs w:val="17"/>
         </w:rPr>
         <w:t xml:space="preserve">use the steps on your own</w:t>
@@ -1376,7 +1386,7 @@
                       <w:szCs w:val="22"/>
                       <w:u w:val="single"/>
                     </w:rPr>
-                    <w:t xml:space="preserve">      </w:t>
+                    <w:t xml:space="preserve">          </w:t>
                   </w:r>
                 </w:p>
               </w:tc>
@@ -1438,7 +1448,7 @@
                       <w:szCs w:val="22"/>
                       <w:u w:val="single"/>
                     </w:rPr>
-                    <w:t xml:space="preserve">      </w:t>
+                    <w:t xml:space="preserve">          </w:t>
                   </w:r>
                 </w:p>
               </w:tc>
@@ -1500,7 +1510,7 @@
                       <w:szCs w:val="22"/>
                       <w:u w:val="single"/>
                     </w:rPr>
-                    <w:t xml:space="preserve">      </w:t>
+                    <w:t xml:space="preserve">          </w:t>
                   </w:r>
                 </w:p>
               </w:tc>
@@ -1568,7 +1578,7 @@
                       <w:szCs w:val="22"/>
                       <w:u w:val="single"/>
                     </w:rPr>
-                    <w:t xml:space="preserve">      </w:t>
+                    <w:t xml:space="preserve">          </w:t>
                   </w:r>
                 </w:p>
               </w:tc>
@@ -1630,7 +1640,7 @@
                       <w:szCs w:val="22"/>
                       <w:u w:val="single"/>
                     </w:rPr>
-                    <w:t xml:space="preserve">      </w:t>
+                    <w:t xml:space="preserve">          </w:t>
                   </w:r>
                 </w:p>
               </w:tc>
@@ -1692,7 +1702,7 @@
                       <w:szCs w:val="22"/>
                       <w:u w:val="single"/>
                     </w:rPr>
-                    <w:t xml:space="preserve">      </w:t>
+                    <w:t xml:space="preserve">          </w:t>
                   </w:r>
                 </w:p>
               </w:tc>
@@ -1715,7 +1725,7 @@
       <w:pPr>
         <w:pageBreakBefore/>
         <w:keepNext/>
-        <w:spacing w:before="0" w:after="12" w:line="264" w:lineRule="auto"/>
+        <w:spacing w:before="0" w:after="10" w:line="240" w:lineRule="auto"/>
       </w:pPr>
       <w:r>
         <w:rPr>
@@ -1724,7 +1734,7 @@
           <w:caps/>
           <w:color w:val="003A70"/>
           <w:spacing w:val="12"/>
-          <w:sz w:val="19"/>
+          <w:sz w:val="22"/>
           <w:szCs w:val="19"/>
         </w:rPr>
         <w:t xml:space="preserve">Lesson 5-1  ·  Session 2  ·  Prerequisite Practice A  ·  Skill 2 of 2</w:t>
@@ -1732,8 +1742,9 @@
     </w:p>
     <w:p>
       <w:pPr>
+        <w:pStyle w:val="Heading1"/>
         <w:keepNext/>
-        <w:spacing w:before="0" w:after="10" w:line="240" w:lineRule="auto"/>
+        <w:spacing w:before="0" w:after="8" w:line="240" w:lineRule="auto"/>
       </w:pPr>
       <w:r>
         <w:rPr>
@@ -1751,13 +1762,13 @@
         <w:pBdr>
           <w:bottom w:val="single" w:sz="4" w:space="5" w:color="C9CDD2"/>
         </w:pBdr>
-        <w:spacing w:before="0" w:after="60" w:line="264" w:lineRule="auto"/>
+        <w:spacing w:before="0" w:after="51" w:line="240" w:lineRule="auto"/>
       </w:pPr>
       <w:r>
         <w:rPr>
           <w:rFonts w:ascii="Avenir Next" w:hAnsi="Avenir Next" w:cs="Avenir Next" w:eastAsia="Avenir Next"/>
           <w:color w:val="5A5F66"/>
-          <w:sz w:val="17"/>
+          <w:sz w:val="22"/>
           <w:szCs w:val="17"/>
         </w:rPr>
         <w:t xml:space="preserve">Builds on Grade 5 · 5.G.B.4</w:t>
@@ -1800,7 +1811,8 @@
           </w:tcPr>
           <w:p>
             <w:pPr>
-              <w:spacing w:before="0" w:after="0" w:line="252" w:lineRule="auto"/>
+              <w:pStyle w:val="Heading2"/>
+              <w:spacing w:before="0" w:after="0" w:line="240" w:lineRule="auto"/>
             </w:pPr>
             <w:r>
               <w:rPr>
@@ -1823,13 +1835,13 @@
           </w:tcPr>
           <w:p>
             <w:pPr>
-              <w:spacing w:before="0" w:after="0" w:line="264" w:lineRule="auto"/>
+              <w:spacing w:before="0" w:after="0" w:line="240" w:lineRule="auto"/>
             </w:pPr>
             <w:r>
               <w:rPr>
                 <w:rFonts w:ascii="Avenir Next" w:hAnsi="Avenir Next" w:cs="Avenir Next" w:eastAsia="Avenir Next"/>
                 <w:color w:val="1A1A1A"/>
-                <w:sz w:val="20"/>
+                <w:sz w:val="22"/>
                 <w:szCs w:val="20"/>
               </w:rPr>
               <w:t xml:space="preserve">You will use A = b × h on a rhombus, because a rhombus is a parallelogram.</w:t>
@@ -1849,7 +1861,8 @@
           </w:tcPr>
           <w:p>
             <w:pPr>
-              <w:spacing w:before="0" w:after="0" w:line="252" w:lineRule="auto"/>
+              <w:pStyle w:val="Heading2"/>
+              <w:spacing w:before="0" w:after="0" w:line="240" w:lineRule="auto"/>
             </w:pPr>
             <w:r>
               <w:rPr>
@@ -1872,13 +1885,13 @@
           </w:tcPr>
           <w:p>
             <w:pPr>
-              <w:spacing w:before="0" w:after="0" w:line="264" w:lineRule="auto"/>
+              <w:spacing w:before="0" w:after="0" w:line="240" w:lineRule="auto"/>
             </w:pPr>
             <w:r>
               <w:rPr>
                 <w:rFonts w:ascii="Avenir Next" w:hAnsi="Avenir Next" w:cs="Avenir Next" w:eastAsia="Avenir Next"/>
                 <w:color w:val="1A1A1A"/>
-                <w:sz w:val="20"/>
+                <w:sz w:val="22"/>
                 <w:szCs w:val="20"/>
               </w:rPr>
               <w:t xml:space="preserve">Tell which shapes are parallelograms.  </w:t>
@@ -1888,7 +1901,7 @@
                 <w:rFonts w:ascii="Avenir Next" w:hAnsi="Avenir Next" w:cs="Avenir Next" w:eastAsia="Avenir Next"/>
                 <w:b/>
                 <w:color w:val="1A1A1A"/>
-                <w:sz w:val="20"/>
+                <w:sz w:val="22"/>
                 <w:szCs w:val="20"/>
               </w:rPr>
               <w:t xml:space="preserve">You will use it in Practice Form A, problems 1 and 2.</w:t>
@@ -1899,6 +1912,7 @@
     </w:tbl>
     <w:p>
       <w:pPr>
+        <w:pStyle w:val="Heading2"/>
         <w:keepNext/>
         <w:pBdr>
           <w:bottom w:val="single" w:sz="8" w:space="3" w:color="003A70"/>
@@ -1906,7 +1920,7 @@
         <w:tabs>
           <w:tab w:val="right" w:pos="9504"/>
         </w:tabs>
-        <w:spacing w:before="50" w:after="36" w:line="240" w:lineRule="auto"/>
+        <w:spacing w:before="42" w:after="31" w:line="240" w:lineRule="auto"/>
       </w:pPr>
       <w:r>
         <w:rPr>
@@ -1914,7 +1928,7 @@
           <w:b/>
           <w:color w:val="003A70"/>
           <w:spacing w:val="14"/>
-          <w:sz w:val="19"/>
+          <w:sz w:val="22"/>
           <w:szCs w:val="19"/>
         </w:rPr>
         <w:t xml:space="preserve">STEPS TO FOLLOW</w:t>
@@ -1933,7 +1947,7 @@
           <w:rFonts w:ascii="Avenir Next" w:hAnsi="Avenir Next" w:cs="Avenir Next" w:eastAsia="Avenir Next"/>
           <w:i/>
           <w:color w:val="5A5F66"/>
-          <w:sz w:val="17"/>
+          <w:sz w:val="22"/>
           <w:szCs w:val="17"/>
         </w:rPr>
         <w:t xml:space="preserve">use these same steps on every problem</w:t>
@@ -1975,6 +1989,7 @@
           </w:tcPr>
           <w:p>
             <w:pPr>
+              <w:pStyle w:val="Heading1"/>
               <w:spacing w:before="0" w:after="0" w:line="240" w:lineRule="auto"/>
               <w:jc w:val="center"/>
             </w:pPr>
@@ -1997,13 +2012,13 @@
           </w:tcPr>
           <w:p>
             <w:pPr>
-              <w:spacing w:before="0" w:after="0" w:line="264" w:lineRule="auto"/>
+              <w:spacing w:before="0" w:after="0" w:line="240" w:lineRule="auto"/>
             </w:pPr>
             <w:r>
               <w:rPr>
                 <w:rFonts w:ascii="Avenir Next" w:hAnsi="Avenir Next" w:cs="Avenir Next" w:eastAsia="Avenir Next"/>
                 <w:color w:val="1A1A1A"/>
-                <w:sz w:val="21"/>
+                <w:sz w:val="22"/>
                 <w:szCs w:val="21"/>
               </w:rPr>
               <w:t xml:space="preserve">A parallelogram has </w:t>
@@ -2013,7 +2028,7 @@
                 <w:rFonts w:ascii="Avenir Next" w:hAnsi="Avenir Next" w:cs="Avenir Next" w:eastAsia="Avenir Next"/>
                 <w:b/>
                 <w:color w:val="1A1A1A"/>
-                <w:sz w:val="21"/>
+                <w:sz w:val="22"/>
                 <w:szCs w:val="21"/>
               </w:rPr>
               <w:t xml:space="preserve">two pairs</w:t>
@@ -2022,7 +2037,7 @@
               <w:rPr>
                 <w:rFonts w:ascii="Avenir Next" w:hAnsi="Avenir Next" w:cs="Avenir Next" w:eastAsia="Avenir Next"/>
                 <w:color w:val="1A1A1A"/>
-                <w:sz w:val="21"/>
+                <w:sz w:val="22"/>
                 <w:szCs w:val="21"/>
               </w:rPr>
               <w:t xml:space="preserve"> of parallel sides.</w:t>
@@ -2041,6 +2056,7 @@
           </w:tcPr>
           <w:p>
             <w:pPr>
+              <w:pStyle w:val="Heading1"/>
               <w:spacing w:before="0" w:after="0" w:line="240" w:lineRule="auto"/>
               <w:jc w:val="center"/>
             </w:pPr>
@@ -2063,13 +2079,13 @@
           </w:tcPr>
           <w:p>
             <w:pPr>
-              <w:spacing w:before="0" w:after="0" w:line="264" w:lineRule="auto"/>
+              <w:spacing w:before="0" w:after="0" w:line="240" w:lineRule="auto"/>
             </w:pPr>
             <w:r>
               <w:rPr>
                 <w:rFonts w:ascii="Avenir Next" w:hAnsi="Avenir Next" w:cs="Avenir Next" w:eastAsia="Avenir Next"/>
                 <w:color w:val="1A1A1A"/>
-                <w:sz w:val="21"/>
+                <w:sz w:val="22"/>
                 <w:szCs w:val="21"/>
               </w:rPr>
               <w:t xml:space="preserve">A </w:t>
@@ -2079,7 +2095,7 @@
                 <w:rFonts w:ascii="Avenir Next" w:hAnsi="Avenir Next" w:cs="Avenir Next" w:eastAsia="Avenir Next"/>
                 <w:b/>
                 <w:color w:val="1A1A1A"/>
-                <w:sz w:val="21"/>
+                <w:sz w:val="22"/>
                 <w:szCs w:val="21"/>
               </w:rPr>
               <w:t xml:space="preserve">rectangle</w:t>
@@ -2088,7 +2104,7 @@
               <w:rPr>
                 <w:rFonts w:ascii="Avenir Next" w:hAnsi="Avenir Next" w:cs="Avenir Next" w:eastAsia="Avenir Next"/>
                 <w:color w:val="1A1A1A"/>
-                <w:sz w:val="21"/>
+                <w:sz w:val="22"/>
                 <w:szCs w:val="21"/>
               </w:rPr>
               <w:t xml:space="preserve">, </w:t>
@@ -2098,7 +2114,7 @@
                 <w:rFonts w:ascii="Avenir Next" w:hAnsi="Avenir Next" w:cs="Avenir Next" w:eastAsia="Avenir Next"/>
                 <w:b/>
                 <w:color w:val="1A1A1A"/>
-                <w:sz w:val="21"/>
+                <w:sz w:val="22"/>
                 <w:szCs w:val="21"/>
               </w:rPr>
               <w:t xml:space="preserve">rhombus</w:t>
@@ -2107,7 +2123,7 @@
               <w:rPr>
                 <w:rFonts w:ascii="Avenir Next" w:hAnsi="Avenir Next" w:cs="Avenir Next" w:eastAsia="Avenir Next"/>
                 <w:color w:val="1A1A1A"/>
-                <w:sz w:val="21"/>
+                <w:sz w:val="22"/>
                 <w:szCs w:val="21"/>
               </w:rPr>
               <w:t xml:space="preserve">, and </w:t>
@@ -2117,7 +2133,7 @@
                 <w:rFonts w:ascii="Avenir Next" w:hAnsi="Avenir Next" w:cs="Avenir Next" w:eastAsia="Avenir Next"/>
                 <w:b/>
                 <w:color w:val="1A1A1A"/>
-                <w:sz w:val="21"/>
+                <w:sz w:val="22"/>
                 <w:szCs w:val="21"/>
               </w:rPr>
               <w:t xml:space="preserve">square</w:t>
@@ -2126,7 +2142,7 @@
               <w:rPr>
                 <w:rFonts w:ascii="Avenir Next" w:hAnsi="Avenir Next" w:cs="Avenir Next" w:eastAsia="Avenir Next"/>
                 <w:color w:val="1A1A1A"/>
-                <w:sz w:val="21"/>
+                <w:sz w:val="22"/>
                 <w:szCs w:val="21"/>
               </w:rPr>
               <w:t xml:space="preserve"> each have them.</w:t>
@@ -2145,6 +2161,7 @@
           </w:tcPr>
           <w:p>
             <w:pPr>
+              <w:pStyle w:val="Heading1"/>
               <w:spacing w:before="0" w:after="0" w:line="240" w:lineRule="auto"/>
               <w:jc w:val="center"/>
             </w:pPr>
@@ -2167,13 +2184,13 @@
           </w:tcPr>
           <w:p>
             <w:pPr>
-              <w:spacing w:before="0" w:after="0" w:line="264" w:lineRule="auto"/>
+              <w:spacing w:before="0" w:after="0" w:line="240" w:lineRule="auto"/>
             </w:pPr>
             <w:r>
               <w:rPr>
                 <w:rFonts w:ascii="Avenir Next" w:hAnsi="Avenir Next" w:cs="Avenir Next" w:eastAsia="Avenir Next"/>
                 <w:color w:val="1A1A1A"/>
-                <w:sz w:val="21"/>
+                <w:sz w:val="22"/>
                 <w:szCs w:val="21"/>
               </w:rPr>
               <w:t xml:space="preserve">If yes, the shape is a </w:t>
@@ -2183,7 +2200,7 @@
                 <w:rFonts w:ascii="Avenir Next" w:hAnsi="Avenir Next" w:cs="Avenir Next" w:eastAsia="Avenir Next"/>
                 <w:b/>
                 <w:color w:val="1A1A1A"/>
-                <w:sz w:val="21"/>
+                <w:sz w:val="22"/>
                 <w:szCs w:val="21"/>
               </w:rPr>
               <w:t xml:space="preserve">parallelogram</w:t>
@@ -2192,7 +2209,7 @@
               <w:rPr>
                 <w:rFonts w:ascii="Avenir Next" w:hAnsi="Avenir Next" w:cs="Avenir Next" w:eastAsia="Avenir Next"/>
                 <w:color w:val="1A1A1A"/>
-                <w:sz w:val="21"/>
+                <w:sz w:val="22"/>
                 <w:szCs w:val="21"/>
               </w:rPr>
               <w:t xml:space="preserve">.</w:t>
@@ -2203,6 +2220,7 @@
     </w:tbl>
     <w:p>
       <w:pPr>
+        <w:pStyle w:val="Heading2"/>
         <w:keepNext/>
         <w:pBdr>
           <w:bottom w:val="single" w:sz="8" w:space="3" w:color="003A70"/>
@@ -2210,7 +2228,7 @@
         <w:tabs>
           <w:tab w:val="right" w:pos="9504"/>
         </w:tabs>
-        <w:spacing w:before="50" w:after="36" w:line="240" w:lineRule="auto"/>
+        <w:spacing w:before="42" w:after="31" w:line="240" w:lineRule="auto"/>
       </w:pPr>
       <w:r>
         <w:rPr>
@@ -2218,7 +2236,7 @@
           <w:b/>
           <w:color w:val="003A70"/>
           <w:spacing w:val="14"/>
-          <w:sz w:val="19"/>
+          <w:sz w:val="22"/>
           <w:szCs w:val="19"/>
         </w:rPr>
         <w:t xml:space="preserve">WATCH ME</w:t>
@@ -2237,7 +2255,7 @@
           <w:rFonts w:ascii="Avenir Next" w:hAnsi="Avenir Next" w:cs="Avenir Next" w:eastAsia="Avenir Next"/>
           <w:i/>
           <w:color w:val="5A5F66"/>
-          <w:sz w:val="17"/>
+          <w:sz w:val="22"/>
           <w:szCs w:val="17"/>
         </w:rPr>
         <w:t xml:space="preserve">the steps in action</w:t>
@@ -2245,14 +2263,14 @@
     </w:p>
     <w:p>
       <w:pPr>
-        <w:spacing w:before="0" w:after="40" w:line="264" w:lineRule="auto"/>
+        <w:spacing w:before="0" w:after="34" w:line="240" w:lineRule="auto"/>
       </w:pPr>
       <w:r>
         <w:rPr>
           <w:rFonts w:ascii="Avenir Next" w:hAnsi="Avenir Next" w:cs="Avenir Next" w:eastAsia="Avenir Next"/>
           <w:b/>
           <w:color w:val="1A1A1A"/>
-          <w:sz w:val="21"/>
+          <w:sz w:val="22"/>
           <w:szCs w:val="21"/>
         </w:rPr>
         <w:t xml:space="preserve">Is a rhombus a parallelogram?</w:t>
@@ -2263,7 +2281,7 @@
         <w:tabs>
           <w:tab w:val="left" w:pos="950"/>
         </w:tabs>
-        <w:spacing w:before="0" w:after="24" w:line="256" w:lineRule="auto"/>
+        <w:spacing w:before="0" w:after="20" w:line="240" w:lineRule="auto"/>
         <w:ind w:left="950" w:hanging="950"/>
       </w:pPr>
       <w:r>
@@ -2271,25 +2289,25 @@
           <w:rFonts w:ascii="Avenir Next" w:hAnsi="Avenir Next" w:cs="Avenir Next" w:eastAsia="Avenir Next"/>
           <w:b/>
           <w:color w:val="003A70"/>
+          <w:sz w:val="22"/>
+          <w:szCs w:val="19"/>
+        </w:rPr>
+        <w:t xml:space="preserve">Step 1</w:t>
+      </w:r>
+      <w:r>
+        <w:rPr>
+          <w:rFonts w:ascii="Avenir Next" w:hAnsi="Avenir Next" w:cs="Avenir Next" w:eastAsia="Avenir Next"/>
+          <w:color w:val="1A1A1A"/>
           <w:sz w:val="19"/>
           <w:szCs w:val="19"/>
         </w:rPr>
-        <w:t xml:space="preserve">Step 1</w:t>
-      </w:r>
-      <w:r>
-        <w:rPr>
-          <w:rFonts w:ascii="Avenir Next" w:hAnsi="Avenir Next" w:cs="Avenir Next" w:eastAsia="Avenir Next"/>
-          <w:color w:val="1A1A1A"/>
-          <w:sz w:val="19"/>
-          <w:szCs w:val="19"/>
-        </w:rPr>
         <w:tab/>
       </w:r>
       <w:r>
         <w:rPr>
           <w:rFonts w:ascii="Avenir Next" w:hAnsi="Avenir Next" w:cs="Avenir Next" w:eastAsia="Avenir Next"/>
           <w:color w:val="1A1A1A"/>
-          <w:sz w:val="21"/>
+          <w:sz w:val="22"/>
           <w:szCs w:val="21"/>
         </w:rPr>
         <w:t xml:space="preserve">A rhombus has 4 equal sides.</w:t>
@@ -2300,7 +2318,7 @@
         <w:tabs>
           <w:tab w:val="left" w:pos="950"/>
         </w:tabs>
-        <w:spacing w:before="0" w:after="24" w:line="256" w:lineRule="auto"/>
+        <w:spacing w:before="0" w:after="20" w:line="240" w:lineRule="auto"/>
         <w:ind w:left="950" w:hanging="950"/>
       </w:pPr>
       <w:r>
@@ -2308,25 +2326,25 @@
           <w:rFonts w:ascii="Avenir Next" w:hAnsi="Avenir Next" w:cs="Avenir Next" w:eastAsia="Avenir Next"/>
           <w:b/>
           <w:color w:val="003A70"/>
+          <w:sz w:val="22"/>
+          <w:szCs w:val="19"/>
+        </w:rPr>
+        <w:t xml:space="preserve">Step 2</w:t>
+      </w:r>
+      <w:r>
+        <w:rPr>
+          <w:rFonts w:ascii="Avenir Next" w:hAnsi="Avenir Next" w:cs="Avenir Next" w:eastAsia="Avenir Next"/>
+          <w:color w:val="1A1A1A"/>
           <w:sz w:val="19"/>
           <w:szCs w:val="19"/>
         </w:rPr>
-        <w:t xml:space="preserve">Step 2</w:t>
-      </w:r>
-      <w:r>
-        <w:rPr>
-          <w:rFonts w:ascii="Avenir Next" w:hAnsi="Avenir Next" w:cs="Avenir Next" w:eastAsia="Avenir Next"/>
-          <w:color w:val="1A1A1A"/>
-          <w:sz w:val="19"/>
-          <w:szCs w:val="19"/>
-        </w:rPr>
         <w:tab/>
       </w:r>
       <w:r>
         <w:rPr>
           <w:rFonts w:ascii="Avenir Next" w:hAnsi="Avenir Next" w:cs="Avenir Next" w:eastAsia="Avenir Next"/>
           <w:color w:val="1A1A1A"/>
-          <w:sz w:val="21"/>
+          <w:sz w:val="22"/>
           <w:szCs w:val="21"/>
         </w:rPr>
         <w:t xml:space="preserve">Its opposite sides are parallel, two pairs.</w:t>
@@ -2337,7 +2355,7 @@
         <w:tabs>
           <w:tab w:val="left" w:pos="950"/>
         </w:tabs>
-        <w:spacing w:before="0" w:after="24" w:line="256" w:lineRule="auto"/>
+        <w:spacing w:before="0" w:after="20" w:line="240" w:lineRule="auto"/>
         <w:ind w:left="950" w:hanging="950"/>
       </w:pPr>
       <w:r>
@@ -2345,25 +2363,25 @@
           <w:rFonts w:ascii="Avenir Next" w:hAnsi="Avenir Next" w:cs="Avenir Next" w:eastAsia="Avenir Next"/>
           <w:b/>
           <w:color w:val="003A70"/>
+          <w:sz w:val="22"/>
+          <w:szCs w:val="19"/>
+        </w:rPr>
+        <w:t xml:space="preserve">Step 3</w:t>
+      </w:r>
+      <w:r>
+        <w:rPr>
+          <w:rFonts w:ascii="Avenir Next" w:hAnsi="Avenir Next" w:cs="Avenir Next" w:eastAsia="Avenir Next"/>
+          <w:color w:val="1A1A1A"/>
           <w:sz w:val="19"/>
           <w:szCs w:val="19"/>
         </w:rPr>
-        <w:t xml:space="preserve">Step 3</w:t>
-      </w:r>
-      <w:r>
-        <w:rPr>
-          <w:rFonts w:ascii="Avenir Next" w:hAnsi="Avenir Next" w:cs="Avenir Next" w:eastAsia="Avenir Next"/>
-          <w:color w:val="1A1A1A"/>
-          <w:sz w:val="19"/>
-          <w:szCs w:val="19"/>
-        </w:rPr>
         <w:tab/>
       </w:r>
       <w:r>
         <w:rPr>
           <w:rFonts w:ascii="Avenir Next" w:hAnsi="Avenir Next" w:cs="Avenir Next" w:eastAsia="Avenir Next"/>
           <w:color w:val="1A1A1A"/>
-          <w:sz w:val="21"/>
+          <w:sz w:val="22"/>
           <w:szCs w:val="21"/>
         </w:rPr>
         <w:t xml:space="preserve">Yes. A rhombus is a parallelogram.</w:t>
@@ -2374,7 +2392,7 @@
         <w:tabs>
           <w:tab w:val="left" w:pos="950"/>
         </w:tabs>
-        <w:spacing w:before="20" w:after="0" w:line="256" w:lineRule="auto"/>
+        <w:spacing w:before="17" w:after="0" w:line="240" w:lineRule="auto"/>
         <w:ind w:left="950" w:hanging="950"/>
       </w:pPr>
       <w:r>
@@ -2382,18 +2400,18 @@
           <w:rFonts w:ascii="Avenir Next" w:hAnsi="Avenir Next" w:cs="Avenir Next" w:eastAsia="Avenir Next"/>
           <w:b/>
           <w:color w:val="1A1A1A"/>
+          <w:sz w:val="22"/>
+          <w:szCs w:val="21"/>
+        </w:rPr>
+        <w:t xml:space="preserve">Answer</w:t>
+      </w:r>
+      <w:r>
+        <w:rPr>
+          <w:rFonts w:ascii="Avenir Next" w:hAnsi="Avenir Next" w:cs="Avenir Next" w:eastAsia="Avenir Next"/>
+          <w:color w:val="1A1A1A"/>
           <w:sz w:val="21"/>
           <w:szCs w:val="21"/>
         </w:rPr>
-        <w:t xml:space="preserve">Answer</w:t>
-      </w:r>
-      <w:r>
-        <w:rPr>
-          <w:rFonts w:ascii="Avenir Next" w:hAnsi="Avenir Next" w:cs="Avenir Next" w:eastAsia="Avenir Next"/>
-          <w:color w:val="1A1A1A"/>
-          <w:sz w:val="21"/>
-          <w:szCs w:val="21"/>
-        </w:rPr>
         <w:tab/>
       </w:r>
       <w:r>
@@ -2401,7 +2419,7 @@
           <w:rFonts w:ascii="Avenir Next" w:hAnsi="Avenir Next" w:cs="Avenir Next" w:eastAsia="Avenir Next"/>
           <w:b/>
           <w:color w:val="1A1A1A"/>
-          <w:sz w:val="21"/>
+          <w:sz w:val="22"/>
           <w:szCs w:val="21"/>
         </w:rPr>
         <w:t xml:space="preserve">Yes</w:t>
@@ -2409,6 +2427,7 @@
     </w:p>
     <w:p>
       <w:pPr>
+        <w:pStyle w:val="Heading2"/>
         <w:keepNext/>
         <w:pBdr>
           <w:bottom w:val="single" w:sz="8" w:space="3" w:color="003A70"/>
@@ -2416,7 +2435,7 @@
         <w:tabs>
           <w:tab w:val="right" w:pos="9504"/>
         </w:tabs>
-        <w:spacing w:before="50" w:after="36" w:line="240" w:lineRule="auto"/>
+        <w:spacing w:before="42" w:after="31" w:line="240" w:lineRule="auto"/>
       </w:pPr>
       <w:r>
         <w:rPr>
@@ -2424,7 +2443,7 @@
           <w:b/>
           <w:color w:val="003A70"/>
           <w:spacing w:val="14"/>
-          <w:sz w:val="19"/>
+          <w:sz w:val="22"/>
           <w:szCs w:val="19"/>
         </w:rPr>
         <w:t xml:space="preserve">TRY IT WITH HELP</w:t>
@@ -2443,7 +2462,7 @@
           <w:rFonts w:ascii="Avenir Next" w:hAnsi="Avenir Next" w:cs="Avenir Next" w:eastAsia="Avenir Next"/>
           <w:i/>
           <w:color w:val="5A5F66"/>
-          <w:sz w:val="17"/>
+          <w:sz w:val="22"/>
           <w:szCs w:val="17"/>
         </w:rPr>
         <w:t xml:space="preserve">fill in each step</w:t>
@@ -2455,7 +2474,7 @@
         <w:tabs>
           <w:tab w:val="left" w:pos="432"/>
         </w:tabs>
-        <w:spacing w:before="90" w:after="40" w:line="268" w:lineRule="auto"/>
+        <w:spacing w:before="76" w:after="34" w:line="240" w:lineRule="auto"/>
         <w:ind w:left="432" w:hanging="432"/>
       </w:pPr>
       <w:r>
@@ -2493,7 +2512,7 @@
         <w:tabs>
           <w:tab w:val="left" w:pos="1300"/>
         </w:tabs>
-        <w:spacing w:before="0" w:after="24" w:line="272" w:lineRule="auto"/>
+        <w:spacing w:before="0" w:after="20" w:line="240" w:lineRule="auto"/>
         <w:ind w:left="1300" w:hanging="868"/>
       </w:pPr>
       <w:r>
@@ -2501,35 +2520,35 @@
           <w:rFonts w:ascii="Avenir Next" w:hAnsi="Avenir Next" w:cs="Avenir Next" w:eastAsia="Avenir Next"/>
           <w:b/>
           <w:color w:val="003A70"/>
+          <w:sz w:val="22"/>
+          <w:szCs w:val="18"/>
+        </w:rPr>
+        <w:t xml:space="preserve">Step 1</w:t>
+      </w:r>
+      <w:r>
+        <w:rPr>
+          <w:rFonts w:ascii="Avenir Next" w:hAnsi="Avenir Next" w:cs="Avenir Next" w:eastAsia="Avenir Next"/>
+          <w:color w:val="1A1A1A"/>
           <w:sz w:val="18"/>
           <w:szCs w:val="18"/>
         </w:rPr>
-        <w:t xml:space="preserve">Step 1</w:t>
-      </w:r>
-      <w:r>
-        <w:rPr>
-          <w:rFonts w:ascii="Avenir Next" w:hAnsi="Avenir Next" w:cs="Avenir Next" w:eastAsia="Avenir Next"/>
-          <w:color w:val="1A1A1A"/>
-          <w:sz w:val="18"/>
-          <w:szCs w:val="18"/>
-        </w:rPr>
         <w:tab/>
       </w:r>
       <w:r>
         <w:rPr>
           <w:rFonts w:ascii="Avenir Next" w:hAnsi="Avenir Next" w:cs="Avenir Next" w:eastAsia="Avenir Next"/>
           <w:color w:val="1A1A1A"/>
+          <w:sz w:val="22"/>
+          <w:szCs w:val="21"/>
+        </w:rPr>
+        <w:t xml:space="preserve">A rectangle has opposite sides that are </w:t>
+      </w:r>
+      <w:r>
+        <w:rPr>
+          <w:rFonts w:ascii="Avenir Next" w:hAnsi="Avenir Next" w:cs="Avenir Next" w:eastAsia="Avenir Next"/>
+          <w:color w:val="1A1A1A"/>
           <w:sz w:val="21"/>
           <w:szCs w:val="21"/>
-        </w:rPr>
-        <w:t xml:space="preserve">A rectangle has opposite sides that are </w:t>
-      </w:r>
-      <w:r>
-        <w:rPr>
-          <w:rFonts w:ascii="Avenir Next" w:hAnsi="Avenir Next" w:cs="Avenir Next" w:eastAsia="Avenir Next"/>
-          <w:color w:val="1A1A1A"/>
-          <w:sz w:val="21"/>
-          <w:szCs w:val="21"/>
           <w:u w:val="single"/>
         </w:rPr>
         <w:t xml:space="preserve">                </w:t>
@@ -2538,7 +2557,7 @@
         <w:rPr>
           <w:rFonts w:ascii="Avenir Next" w:hAnsi="Avenir Next" w:cs="Avenir Next" w:eastAsia="Avenir Next"/>
           <w:color w:val="1A1A1A"/>
-          <w:sz w:val="21"/>
+          <w:sz w:val="22"/>
           <w:szCs w:val="21"/>
         </w:rPr>
         <w:t xml:space="preserve">.</w:t>
@@ -2550,7 +2569,7 @@
         <w:tabs>
           <w:tab w:val="left" w:pos="1300"/>
         </w:tabs>
-        <w:spacing w:before="0" w:after="24" w:line="272" w:lineRule="auto"/>
+        <w:spacing w:before="0" w:after="20" w:line="240" w:lineRule="auto"/>
         <w:ind w:left="1300" w:hanging="868"/>
       </w:pPr>
       <w:r>
@@ -2558,25 +2577,25 @@
           <w:rFonts w:ascii="Avenir Next" w:hAnsi="Avenir Next" w:cs="Avenir Next" w:eastAsia="Avenir Next"/>
           <w:b/>
           <w:color w:val="003A70"/>
+          <w:sz w:val="22"/>
+          <w:szCs w:val="18"/>
+        </w:rPr>
+        <w:t xml:space="preserve">Step 2</w:t>
+      </w:r>
+      <w:r>
+        <w:rPr>
+          <w:rFonts w:ascii="Avenir Next" w:hAnsi="Avenir Next" w:cs="Avenir Next" w:eastAsia="Avenir Next"/>
+          <w:color w:val="1A1A1A"/>
           <w:sz w:val="18"/>
           <w:szCs w:val="18"/>
         </w:rPr>
-        <w:t xml:space="preserve">Step 2</w:t>
-      </w:r>
-      <w:r>
-        <w:rPr>
-          <w:rFonts w:ascii="Avenir Next" w:hAnsi="Avenir Next" w:cs="Avenir Next" w:eastAsia="Avenir Next"/>
-          <w:color w:val="1A1A1A"/>
-          <w:sz w:val="18"/>
-          <w:szCs w:val="18"/>
-        </w:rPr>
         <w:tab/>
       </w:r>
       <w:r>
         <w:rPr>
           <w:rFonts w:ascii="Avenir Next" w:hAnsi="Avenir Next" w:cs="Avenir Next" w:eastAsia="Avenir Next"/>
           <w:color w:val="1A1A1A"/>
-          <w:sz w:val="21"/>
+          <w:sz w:val="22"/>
           <w:szCs w:val="21"/>
         </w:rPr>
         <w:t xml:space="preserve">How many pairs of parallel sides? </w:t>
@@ -2598,7 +2617,7 @@
         <w:tabs>
           <w:tab w:val="left" w:pos="1300"/>
         </w:tabs>
-        <w:spacing w:before="0" w:after="24" w:line="272" w:lineRule="auto"/>
+        <w:spacing w:before="0" w:after="20" w:line="240" w:lineRule="auto"/>
         <w:ind w:left="1300" w:hanging="868"/>
       </w:pPr>
       <w:r>
@@ -2606,18 +2625,18 @@
           <w:rFonts w:ascii="Avenir Next" w:hAnsi="Avenir Next" w:cs="Avenir Next" w:eastAsia="Avenir Next"/>
           <w:b/>
           <w:color w:val="003A70"/>
+          <w:sz w:val="22"/>
+          <w:szCs w:val="18"/>
+        </w:rPr>
+        <w:t xml:space="preserve">Step 3</w:t>
+      </w:r>
+      <w:r>
+        <w:rPr>
+          <w:rFonts w:ascii="Avenir Next" w:hAnsi="Avenir Next" w:cs="Avenir Next" w:eastAsia="Avenir Next"/>
+          <w:color w:val="1A1A1A"/>
           <w:sz w:val="18"/>
           <w:szCs w:val="18"/>
         </w:rPr>
-        <w:t xml:space="preserve">Step 3</w:t>
-      </w:r>
-      <w:r>
-        <w:rPr>
-          <w:rFonts w:ascii="Avenir Next" w:hAnsi="Avenir Next" w:cs="Avenir Next" w:eastAsia="Avenir Next"/>
-          <w:color w:val="1A1A1A"/>
-          <w:sz w:val="18"/>
-          <w:szCs w:val="18"/>
-        </w:rPr>
         <w:tab/>
       </w:r>
       <w:r>
@@ -2634,7 +2653,7 @@
         <w:rPr>
           <w:rFonts w:ascii="Avenir Next" w:hAnsi="Avenir Next" w:cs="Avenir Next" w:eastAsia="Avenir Next"/>
           <w:color w:val="1A1A1A"/>
-          <w:sz w:val="21"/>
+          <w:sz w:val="22"/>
           <w:szCs w:val="21"/>
         </w:rPr>
         <w:t xml:space="preserve">. A rectangle is a parallelogram.</w:t>
@@ -2651,7 +2670,7 @@
         <w:tabs>
           <w:tab w:val="left" w:pos="432"/>
         </w:tabs>
-        <w:spacing w:before="90" w:after="40" w:line="268" w:lineRule="auto"/>
+        <w:spacing w:before="76" w:after="34" w:line="240" w:lineRule="auto"/>
         <w:ind w:left="432" w:hanging="432"/>
       </w:pPr>
       <w:r>
@@ -2689,7 +2708,7 @@
         <w:tabs>
           <w:tab w:val="left" w:pos="1300"/>
         </w:tabs>
-        <w:spacing w:before="0" w:after="24" w:line="272" w:lineRule="auto"/>
+        <w:spacing w:before="0" w:after="20" w:line="240" w:lineRule="auto"/>
         <w:ind w:left="1300" w:hanging="868"/>
       </w:pPr>
       <w:r>
@@ -2697,35 +2716,35 @@
           <w:rFonts w:ascii="Avenir Next" w:hAnsi="Avenir Next" w:cs="Avenir Next" w:eastAsia="Avenir Next"/>
           <w:b/>
           <w:color w:val="003A70"/>
+          <w:sz w:val="22"/>
+          <w:szCs w:val="18"/>
+        </w:rPr>
+        <w:t xml:space="preserve">Step 1</w:t>
+      </w:r>
+      <w:r>
+        <w:rPr>
+          <w:rFonts w:ascii="Avenir Next" w:hAnsi="Avenir Next" w:cs="Avenir Next" w:eastAsia="Avenir Next"/>
+          <w:color w:val="1A1A1A"/>
           <w:sz w:val="18"/>
           <w:szCs w:val="18"/>
         </w:rPr>
-        <w:t xml:space="preserve">Step 1</w:t>
-      </w:r>
-      <w:r>
-        <w:rPr>
-          <w:rFonts w:ascii="Avenir Next" w:hAnsi="Avenir Next" w:cs="Avenir Next" w:eastAsia="Avenir Next"/>
-          <w:color w:val="1A1A1A"/>
-          <w:sz w:val="18"/>
-          <w:szCs w:val="18"/>
-        </w:rPr>
         <w:tab/>
       </w:r>
       <w:r>
         <w:rPr>
           <w:rFonts w:ascii="Avenir Next" w:hAnsi="Avenir Next" w:cs="Avenir Next" w:eastAsia="Avenir Next"/>
           <w:color w:val="1A1A1A"/>
+          <w:sz w:val="22"/>
+          <w:szCs w:val="21"/>
+        </w:rPr>
+        <w:t xml:space="preserve">A square has opposite sides that are </w:t>
+      </w:r>
+      <w:r>
+        <w:rPr>
+          <w:rFonts w:ascii="Avenir Next" w:hAnsi="Avenir Next" w:cs="Avenir Next" w:eastAsia="Avenir Next"/>
+          <w:color w:val="1A1A1A"/>
           <w:sz w:val="21"/>
           <w:szCs w:val="21"/>
-        </w:rPr>
-        <w:t xml:space="preserve">A square has opposite sides that are </w:t>
-      </w:r>
-      <w:r>
-        <w:rPr>
-          <w:rFonts w:ascii="Avenir Next" w:hAnsi="Avenir Next" w:cs="Avenir Next" w:eastAsia="Avenir Next"/>
-          <w:color w:val="1A1A1A"/>
-          <w:sz w:val="21"/>
-          <w:szCs w:val="21"/>
           <w:u w:val="single"/>
         </w:rPr>
         <w:t xml:space="preserve">                </w:t>
@@ -2734,7 +2753,7 @@
         <w:rPr>
           <w:rFonts w:ascii="Avenir Next" w:hAnsi="Avenir Next" w:cs="Avenir Next" w:eastAsia="Avenir Next"/>
           <w:color w:val="1A1A1A"/>
-          <w:sz w:val="21"/>
+          <w:sz w:val="22"/>
           <w:szCs w:val="21"/>
         </w:rPr>
         <w:t xml:space="preserve">.</w:t>
@@ -2746,7 +2765,7 @@
         <w:tabs>
           <w:tab w:val="left" w:pos="1300"/>
         </w:tabs>
-        <w:spacing w:before="0" w:after="24" w:line="272" w:lineRule="auto"/>
+        <w:spacing w:before="0" w:after="20" w:line="240" w:lineRule="auto"/>
         <w:ind w:left="1300" w:hanging="868"/>
       </w:pPr>
       <w:r>
@@ -2754,25 +2773,25 @@
           <w:rFonts w:ascii="Avenir Next" w:hAnsi="Avenir Next" w:cs="Avenir Next" w:eastAsia="Avenir Next"/>
           <w:b/>
           <w:color w:val="003A70"/>
+          <w:sz w:val="22"/>
+          <w:szCs w:val="18"/>
+        </w:rPr>
+        <w:t xml:space="preserve">Step 2</w:t>
+      </w:r>
+      <w:r>
+        <w:rPr>
+          <w:rFonts w:ascii="Avenir Next" w:hAnsi="Avenir Next" w:cs="Avenir Next" w:eastAsia="Avenir Next"/>
+          <w:color w:val="1A1A1A"/>
           <w:sz w:val="18"/>
           <w:szCs w:val="18"/>
         </w:rPr>
-        <w:t xml:space="preserve">Step 2</w:t>
-      </w:r>
-      <w:r>
-        <w:rPr>
-          <w:rFonts w:ascii="Avenir Next" w:hAnsi="Avenir Next" w:cs="Avenir Next" w:eastAsia="Avenir Next"/>
-          <w:color w:val="1A1A1A"/>
-          <w:sz w:val="18"/>
-          <w:szCs w:val="18"/>
-        </w:rPr>
         <w:tab/>
       </w:r>
       <w:r>
         <w:rPr>
           <w:rFonts w:ascii="Avenir Next" w:hAnsi="Avenir Next" w:cs="Avenir Next" w:eastAsia="Avenir Next"/>
           <w:color w:val="1A1A1A"/>
-          <w:sz w:val="21"/>
+          <w:sz w:val="22"/>
           <w:szCs w:val="21"/>
         </w:rPr>
         <w:t xml:space="preserve">How many pairs of parallel sides? </w:t>
@@ -2794,7 +2813,7 @@
         <w:tabs>
           <w:tab w:val="left" w:pos="1300"/>
         </w:tabs>
-        <w:spacing w:before="0" w:after="24" w:line="272" w:lineRule="auto"/>
+        <w:spacing w:before="0" w:after="20" w:line="240" w:lineRule="auto"/>
         <w:ind w:left="1300" w:hanging="868"/>
       </w:pPr>
       <w:r>
@@ -2802,18 +2821,18 @@
           <w:rFonts w:ascii="Avenir Next" w:hAnsi="Avenir Next" w:cs="Avenir Next" w:eastAsia="Avenir Next"/>
           <w:b/>
           <w:color w:val="003A70"/>
+          <w:sz w:val="22"/>
+          <w:szCs w:val="18"/>
+        </w:rPr>
+        <w:t xml:space="preserve">Step 3</w:t>
+      </w:r>
+      <w:r>
+        <w:rPr>
+          <w:rFonts w:ascii="Avenir Next" w:hAnsi="Avenir Next" w:cs="Avenir Next" w:eastAsia="Avenir Next"/>
+          <w:color w:val="1A1A1A"/>
           <w:sz w:val="18"/>
           <w:szCs w:val="18"/>
         </w:rPr>
-        <w:t xml:space="preserve">Step 3</w:t>
-      </w:r>
-      <w:r>
-        <w:rPr>
-          <w:rFonts w:ascii="Avenir Next" w:hAnsi="Avenir Next" w:cs="Avenir Next" w:eastAsia="Avenir Next"/>
-          <w:color w:val="1A1A1A"/>
-          <w:sz w:val="18"/>
-          <w:szCs w:val="18"/>
-        </w:rPr>
         <w:tab/>
       </w:r>
       <w:r>
@@ -2830,7 +2849,7 @@
         <w:rPr>
           <w:rFonts w:ascii="Avenir Next" w:hAnsi="Avenir Next" w:cs="Avenir Next" w:eastAsia="Avenir Next"/>
           <w:color w:val="1A1A1A"/>
-          <w:sz w:val="21"/>
+          <w:sz w:val="22"/>
           <w:szCs w:val="21"/>
         </w:rPr>
         <w:t xml:space="preserve">. A square is a parallelogram.</w:t>
@@ -2843,6 +2862,7 @@
     </w:p>
     <w:p>
       <w:pPr>
+        <w:pStyle w:val="Heading2"/>
         <w:keepNext/>
         <w:pBdr>
           <w:bottom w:val="single" w:sz="8" w:space="3" w:color="003A70"/>
@@ -2850,7 +2870,7 @@
         <w:tabs>
           <w:tab w:val="right" w:pos="9504"/>
         </w:tabs>
-        <w:spacing w:before="50" w:after="36" w:line="240" w:lineRule="auto"/>
+        <w:spacing w:before="42" w:after="31" w:line="240" w:lineRule="auto"/>
       </w:pPr>
       <w:r>
         <w:rPr>
@@ -2858,7 +2878,7 @@
           <w:b/>
           <w:color w:val="003A70"/>
           <w:spacing w:val="14"/>
-          <w:sz w:val="19"/>
+          <w:sz w:val="22"/>
           <w:szCs w:val="19"/>
         </w:rPr>
         <w:t xml:space="preserve">YOUR TURN</w:t>
@@ -2877,7 +2897,7 @@
           <w:rFonts w:ascii="Avenir Next" w:hAnsi="Avenir Next" w:cs="Avenir Next" w:eastAsia="Avenir Next"/>
           <w:i/>
           <w:color w:val="5A5F66"/>
-          <w:sz w:val="17"/>
+          <w:sz w:val="22"/>
           <w:szCs w:val="17"/>
         </w:rPr>
         <w:t xml:space="preserve">use the steps on your own</w:t>
@@ -2927,7 +2947,7 @@
               <w:tabs>
                 <w:tab w:val="left" w:pos="432"/>
               </w:tabs>
-              <w:spacing w:before="90" w:after="40" w:line="268" w:lineRule="auto"/>
+              <w:spacing w:before="76" w:after="34" w:line="240" w:lineRule="auto"/>
               <w:ind w:left="432" w:hanging="432"/>
             </w:pPr>
             <w:r>
@@ -3000,7 +3020,7 @@
                     <w:tabs>
                       <w:tab w:val="left" w:pos="340"/>
                     </w:tabs>
-                    <w:spacing w:before="0" w:after="0" w:line="276" w:lineRule="auto"/>
+                    <w:spacing w:before="0" w:after="0" w:line="240" w:lineRule="auto"/>
                     <w:ind w:left="340" w:hanging="340"/>
                   </w:pPr>
                   <w:r>
@@ -3048,7 +3068,7 @@
                       <w:szCs w:val="22"/>
                       <w:u w:val="single"/>
                     </w:rPr>
-                    <w:t xml:space="preserve">     </w:t>
+                    <w:t xml:space="preserve">         </w:t>
                   </w:r>
                 </w:p>
               </w:tc>
@@ -3062,7 +3082,7 @@
                     <w:tabs>
                       <w:tab w:val="left" w:pos="340"/>
                     </w:tabs>
-                    <w:spacing w:before="0" w:after="0" w:line="276" w:lineRule="auto"/>
+                    <w:spacing w:before="0" w:after="0" w:line="240" w:lineRule="auto"/>
                     <w:ind w:left="340" w:hanging="340"/>
                   </w:pPr>
                   <w:r>
@@ -3110,7 +3130,7 @@
                       <w:szCs w:val="22"/>
                       <w:u w:val="single"/>
                     </w:rPr>
-                    <w:t xml:space="preserve">     </w:t>
+                    <w:t xml:space="preserve">         </w:t>
                   </w:r>
                 </w:p>
               </w:tc>
@@ -3130,7 +3150,7 @@
                     <w:tabs>
                       <w:tab w:val="left" w:pos="340"/>
                     </w:tabs>
-                    <w:spacing w:before="0" w:after="0" w:line="276" w:lineRule="auto"/>
+                    <w:spacing w:before="0" w:after="0" w:line="240" w:lineRule="auto"/>
                     <w:ind w:left="340" w:hanging="340"/>
                   </w:pPr>
                   <w:r>
@@ -3178,7 +3198,7 @@
                       <w:szCs w:val="22"/>
                       <w:u w:val="single"/>
                     </w:rPr>
-                    <w:t xml:space="preserve">     </w:t>
+                    <w:t xml:space="preserve">         </w:t>
                   </w:r>
                 </w:p>
               </w:tc>
@@ -3192,7 +3212,7 @@
                     <w:tabs>
                       <w:tab w:val="left" w:pos="340"/>
                     </w:tabs>
-                    <w:spacing w:before="0" w:after="0" w:line="276" w:lineRule="auto"/>
+                    <w:spacing w:before="0" w:after="0" w:line="240" w:lineRule="auto"/>
                     <w:ind w:left="340" w:hanging="340"/>
                   </w:pPr>
                   <w:r>
@@ -3240,7 +3260,7 @@
                       <w:szCs w:val="22"/>
                       <w:u w:val="single"/>
                     </w:rPr>
-                    <w:t xml:space="preserve">     </w:t>
+                    <w:t xml:space="preserve">         </w:t>
                   </w:r>
                 </w:p>
               </w:tc>
@@ -3261,6 +3281,7 @@
     </w:p>
     <w:p>
       <w:pPr>
+        <w:pStyle w:val="Heading2"/>
         <w:keepNext/>
         <w:pBdr>
           <w:bottom w:val="single" w:sz="8" w:space="3" w:color="003A70"/>
@@ -3268,7 +3289,7 @@
         <w:tabs>
           <w:tab w:val="right" w:pos="9504"/>
         </w:tabs>
-        <w:spacing w:before="50" w:after="36" w:line="240" w:lineRule="auto"/>
+        <w:spacing w:before="42" w:after="31" w:line="240" w:lineRule="auto"/>
       </w:pPr>
       <w:r>
         <w:rPr>
@@ -3276,7 +3297,7 @@
           <w:b/>
           <w:color w:val="003A70"/>
           <w:spacing w:val="14"/>
-          <w:sz w:val="19"/>
+          <w:sz w:val="22"/>
           <w:szCs w:val="19"/>
         </w:rPr>
         <w:t xml:space="preserve">READY CHECK</w:t>
@@ -3295,7 +3316,7 @@
           <w:rFonts w:ascii="Avenir Next" w:hAnsi="Avenir Next" w:cs="Avenir Next" w:eastAsia="Avenir Next"/>
           <w:i/>
           <w:color w:val="5A5F66"/>
-          <w:sz w:val="17"/>
+          <w:sz w:val="22"/>
           <w:szCs w:val="17"/>
         </w:rPr>
         <w:t xml:space="preserve">a problem like the one in today’s lesson</w:t>
@@ -3345,7 +3366,7 @@
               <w:tabs>
                 <w:tab w:val="left" w:pos="432"/>
               </w:tabs>
-              <w:spacing w:before="90" w:after="40" w:line="268" w:lineRule="auto"/>
+              <w:spacing w:before="76" w:after="34" w:line="240" w:lineRule="auto"/>
               <w:ind w:left="432" w:hanging="432"/>
             </w:pPr>
             <w:r>
@@ -3417,7 +3438,7 @@
                     <w:tabs>
                       <w:tab w:val="left" w:pos="340"/>
                     </w:tabs>
-                    <w:spacing w:before="0" w:after="0" w:line="264" w:lineRule="auto"/>
+                    <w:spacing w:before="0" w:after="0" w:line="240" w:lineRule="auto"/>
                     <w:ind w:left="340" w:hanging="340"/>
                   </w:pPr>
                   <w:r>
@@ -3425,25 +3446,25 @@
                       <w:rFonts w:ascii="Avenir Next" w:hAnsi="Avenir Next" w:cs="Avenir Next" w:eastAsia="Avenir Next"/>
                       <w:b/>
                       <w:color w:val="003A70"/>
+                      <w:sz w:val="22"/>
+                      <w:szCs w:val="21"/>
+                    </w:rPr>
+                    <w:t xml:space="preserve">A</w:t>
+                  </w:r>
+                  <w:r>
+                    <w:rPr>
+                      <w:rFonts w:ascii="Avenir Next" w:hAnsi="Avenir Next" w:cs="Avenir Next" w:eastAsia="Avenir Next"/>
+                      <w:color w:val="1A1A1A"/>
                       <w:sz w:val="21"/>
                       <w:szCs w:val="21"/>
                     </w:rPr>
-                    <w:t xml:space="preserve">A</w:t>
-                  </w:r>
-                  <w:r>
-                    <w:rPr>
-                      <w:rFonts w:ascii="Avenir Next" w:hAnsi="Avenir Next" w:cs="Avenir Next" w:eastAsia="Avenir Next"/>
-                      <w:color w:val="1A1A1A"/>
-                      <w:sz w:val="21"/>
-                      <w:szCs w:val="21"/>
-                    </w:rPr>
                     <w:tab/>
                   </w:r>
                   <w:r>
                     <w:rPr>
                       <w:rFonts w:ascii="Avenir Next" w:hAnsi="Avenir Next" w:cs="Avenir Next" w:eastAsia="Avenir Next"/>
                       <w:color w:val="1A1A1A"/>
-                      <w:sz w:val="21"/>
+                      <w:sz w:val="22"/>
                       <w:szCs w:val="21"/>
                     </w:rPr>
                     <w:t xml:space="preserve">Opposite sides are parallel</w:t>
@@ -3460,7 +3481,7 @@
                     <w:tabs>
                       <w:tab w:val="left" w:pos="340"/>
                     </w:tabs>
-                    <w:spacing w:before="0" w:after="0" w:line="264" w:lineRule="auto"/>
+                    <w:spacing w:before="0" w:after="0" w:line="240" w:lineRule="auto"/>
                     <w:ind w:left="340" w:hanging="340"/>
                   </w:pPr>
                   <w:r>
@@ -3468,25 +3489,25 @@
                       <w:rFonts w:ascii="Avenir Next" w:hAnsi="Avenir Next" w:cs="Avenir Next" w:eastAsia="Avenir Next"/>
                       <w:b/>
                       <w:color w:val="003A70"/>
+                      <w:sz w:val="22"/>
+                      <w:szCs w:val="21"/>
+                    </w:rPr>
+                    <w:t xml:space="preserve">B</w:t>
+                  </w:r>
+                  <w:r>
+                    <w:rPr>
+                      <w:rFonts w:ascii="Avenir Next" w:hAnsi="Avenir Next" w:cs="Avenir Next" w:eastAsia="Avenir Next"/>
+                      <w:color w:val="1A1A1A"/>
                       <w:sz w:val="21"/>
                       <w:szCs w:val="21"/>
                     </w:rPr>
-                    <w:t xml:space="preserve">B</w:t>
-                  </w:r>
-                  <w:r>
-                    <w:rPr>
-                      <w:rFonts w:ascii="Avenir Next" w:hAnsi="Avenir Next" w:cs="Avenir Next" w:eastAsia="Avenir Next"/>
-                      <w:color w:val="1A1A1A"/>
-                      <w:sz w:val="21"/>
-                      <w:szCs w:val="21"/>
-                    </w:rPr>
                     <w:tab/>
                   </w:r>
                   <w:r>
                     <w:rPr>
                       <w:rFonts w:ascii="Avenir Next" w:hAnsi="Avenir Next" w:cs="Avenir Next" w:eastAsia="Avenir Next"/>
                       <w:color w:val="1A1A1A"/>
-                      <w:sz w:val="21"/>
+                      <w:sz w:val="22"/>
                       <w:szCs w:val="21"/>
                     </w:rPr>
                     <w:t xml:space="preserve">It has 4 equal sides</w:t>
@@ -3508,7 +3529,7 @@
                     <w:tabs>
                       <w:tab w:val="left" w:pos="340"/>
                     </w:tabs>
-                    <w:spacing w:before="0" w:after="0" w:line="264" w:lineRule="auto"/>
+                    <w:spacing w:before="0" w:after="0" w:line="240" w:lineRule="auto"/>
                     <w:ind w:left="340" w:hanging="340"/>
                   </w:pPr>
                   <w:r>
@@ -3516,25 +3537,25 @@
                       <w:rFonts w:ascii="Avenir Next" w:hAnsi="Avenir Next" w:cs="Avenir Next" w:eastAsia="Avenir Next"/>
                       <w:b/>
                       <w:color w:val="003A70"/>
+                      <w:sz w:val="22"/>
+                      <w:szCs w:val="21"/>
+                    </w:rPr>
+                    <w:t xml:space="preserve">C</w:t>
+                  </w:r>
+                  <w:r>
+                    <w:rPr>
+                      <w:rFonts w:ascii="Avenir Next" w:hAnsi="Avenir Next" w:cs="Avenir Next" w:eastAsia="Avenir Next"/>
+                      <w:color w:val="1A1A1A"/>
                       <w:sz w:val="21"/>
                       <w:szCs w:val="21"/>
                     </w:rPr>
-                    <w:t xml:space="preserve">C</w:t>
-                  </w:r>
-                  <w:r>
-                    <w:rPr>
-                      <w:rFonts w:ascii="Avenir Next" w:hAnsi="Avenir Next" w:cs="Avenir Next" w:eastAsia="Avenir Next"/>
-                      <w:color w:val="1A1A1A"/>
-                      <w:sz w:val="21"/>
-                      <w:szCs w:val="21"/>
-                    </w:rPr>
                     <w:tab/>
                   </w:r>
                   <w:r>
                     <w:rPr>
                       <w:rFonts w:ascii="Avenir Next" w:hAnsi="Avenir Next" w:cs="Avenir Next" w:eastAsia="Avenir Next"/>
                       <w:color w:val="1A1A1A"/>
-                      <w:sz w:val="21"/>
+                      <w:sz w:val="22"/>
                       <w:szCs w:val="21"/>
                     </w:rPr>
                     <w:t xml:space="preserve">It has no right angles</w:t>
@@ -3551,7 +3572,7 @@
                     <w:tabs>
                       <w:tab w:val="left" w:pos="340"/>
                     </w:tabs>
-                    <w:spacing w:before="0" w:after="0" w:line="264" w:lineRule="auto"/>
+                    <w:spacing w:before="0" w:after="0" w:line="240" w:lineRule="auto"/>
                     <w:ind w:left="340" w:hanging="340"/>
                   </w:pPr>
                   <w:r>
@@ -3559,25 +3580,25 @@
                       <w:rFonts w:ascii="Avenir Next" w:hAnsi="Avenir Next" w:cs="Avenir Next" w:eastAsia="Avenir Next"/>
                       <w:b/>
                       <w:color w:val="003A70"/>
+                      <w:sz w:val="22"/>
+                      <w:szCs w:val="21"/>
+                    </w:rPr>
+                    <w:t xml:space="preserve">D</w:t>
+                  </w:r>
+                  <w:r>
+                    <w:rPr>
+                      <w:rFonts w:ascii="Avenir Next" w:hAnsi="Avenir Next" w:cs="Avenir Next" w:eastAsia="Avenir Next"/>
+                      <w:color w:val="1A1A1A"/>
                       <w:sz w:val="21"/>
                       <w:szCs w:val="21"/>
                     </w:rPr>
-                    <w:t xml:space="preserve">D</w:t>
-                  </w:r>
-                  <w:r>
-                    <w:rPr>
-                      <w:rFonts w:ascii="Avenir Next" w:hAnsi="Avenir Next" w:cs="Avenir Next" w:eastAsia="Avenir Next"/>
-                      <w:color w:val="1A1A1A"/>
-                      <w:sz w:val="21"/>
-                      <w:szCs w:val="21"/>
-                    </w:rPr>
                     <w:tab/>
                   </w:r>
                   <w:r>
                     <w:rPr>
                       <w:rFonts w:ascii="Avenir Next" w:hAnsi="Avenir Next" w:cs="Avenir Next" w:eastAsia="Avenir Next"/>
                       <w:color w:val="1A1A1A"/>
-                      <w:sz w:val="21"/>
+                      <w:sz w:val="22"/>
                       <w:szCs w:val="21"/>
                     </w:rPr>
                     <w:t xml:space="preserve">Diagonals are equal</w:t>
@@ -3626,19 +3647,42 @@
         <w:tblLook w:val="0000" w:firstRow="0" w:lastRow="0" w:firstColumn="0" w:lastColumn="0" w:noHBand="1" w:noVBand="1"/>
       </w:tblPr>
       <w:tblGrid>
-        <w:gridCol w:w="2000"/>
-        <w:gridCol w:w="2300"/>
-        <w:gridCol w:w="2100"/>
-        <w:gridCol w:w="3104"/>
+        <w:gridCol w:w="1750"/>
+        <w:gridCol w:w="2500"/>
+        <w:gridCol w:w="2200"/>
+        <w:gridCol w:w="3054"/>
       </w:tblGrid>
       <w:tr>
         <w:trPr>
           <w:cantSplit/>
-          <w:trHeight w:val="320" w:hRule="atLeast"/>
+          <w:trHeight w:val="300" w:hRule="atLeast"/>
         </w:trPr>
         <w:tc>
           <w:tcPr>
-            <w:tcW w:w="2000" w:type="dxa"/>
+            <w:tcW w:w="1750" w:type="dxa"/>
+            <w:vAlign w:val="center"/>
+          </w:tcPr>
+          <w:p>
+            <w:pPr>
+              <w:pStyle w:val="Heading2"/>
+              <w:spacing w:before="0" w:after="0" w:line="240" w:lineRule="auto"/>
+            </w:pPr>
+            <w:r>
+              <w:rPr>
+                <w:rFonts w:ascii="Avenir Next" w:hAnsi="Avenir Next" w:cs="Avenir Next" w:eastAsia="Avenir Next"/>
+                <w:b/>
+                <w:color w:val="003A70"/>
+                <w:spacing w:val="12"/>
+                <w:sz w:val="15"/>
+                <w:szCs w:val="15"/>
+              </w:rPr>
+              <w:t xml:space="preserve">CHECK YOURSELF</w:t>
+            </w:r>
+          </w:p>
+        </w:tc>
+        <w:tc>
+          <w:tcPr>
+            <w:tcW w:w="2500" w:type="dxa"/>
             <w:vAlign w:val="center"/>
           </w:tcPr>
           <w:p>
@@ -3647,20 +3691,27 @@
             </w:pPr>
             <w:r>
               <w:rPr>
-                <w:rFonts w:ascii="Avenir Next" w:hAnsi="Avenir Next" w:cs="Avenir Next" w:eastAsia="Avenir Next"/>
-                <w:b/>
-                <w:color w:val="003A70"/>
-                <w:spacing w:val="12"/>
-                <w:sz w:val="15"/>
-                <w:szCs w:val="15"/>
-              </w:rPr>
-              <w:t xml:space="preserve">CHECK YOURSELF</w:t>
+                <w:rFonts w:ascii="Arial" w:hAnsi="Arial" w:cs="Arial" w:eastAsia="Arial"/>
+                <w:color w:val="1A1A1A"/>
+                <w:sz w:val="20"/>
+                <w:szCs w:val="20"/>
+              </w:rPr>
+              <w:t xml:space="preserve">□</w:t>
+            </w:r>
+            <w:r>
+              <w:rPr>
+                <w:rFonts w:ascii="Avenir Next" w:hAnsi="Avenir Next" w:cs="Avenir Next" w:eastAsia="Avenir Next"/>
+                <w:color w:val="1A1A1A"/>
+                <w:sz w:val="17"/>
+                <w:szCs w:val="17"/>
+              </w:rPr>
+              <w:t xml:space="preserve">  I can do this on my own</w:t>
             </w:r>
           </w:p>
         </w:tc>
         <w:tc>
           <w:tcPr>
-            <w:tcW w:w="2300" w:type="dxa"/>
+            <w:tcW w:w="2200" w:type="dxa"/>
             <w:vAlign w:val="center"/>
           </w:tcPr>
           <w:p>
@@ -3671,8 +3722,8 @@
               <w:rPr>
                 <w:rFonts w:ascii="Arial" w:hAnsi="Arial" w:cs="Arial" w:eastAsia="Arial"/>
                 <w:color w:val="1A1A1A"/>
-                <w:sz w:val="24"/>
-                <w:szCs w:val="24"/>
+                <w:sz w:val="20"/>
+                <w:szCs w:val="20"/>
               </w:rPr>
               <w:t xml:space="preserve">□</w:t>
             </w:r>
@@ -3683,13 +3734,13 @@
                 <w:sz w:val="17"/>
                 <w:szCs w:val="17"/>
               </w:rPr>
-              <w:t xml:space="preserve">  I can do this on my own</w:t>
+              <w:t xml:space="preserve">  I need a little help</w:t>
             </w:r>
           </w:p>
         </w:tc>
         <w:tc>
           <w:tcPr>
-            <w:tcW w:w="2100" w:type="dxa"/>
+            <w:tcW w:w="3054" w:type="dxa"/>
             <w:vAlign w:val="center"/>
           </w:tcPr>
           <w:p>
@@ -3700,37 +3751,8 @@
               <w:rPr>
                 <w:rFonts w:ascii="Arial" w:hAnsi="Arial" w:cs="Arial" w:eastAsia="Arial"/>
                 <w:color w:val="1A1A1A"/>
-                <w:sz w:val="24"/>
-                <w:szCs w:val="24"/>
-              </w:rPr>
-              <w:t xml:space="preserve">□</w:t>
-            </w:r>
-            <w:r>
-              <w:rPr>
-                <w:rFonts w:ascii="Avenir Next" w:hAnsi="Avenir Next" w:cs="Avenir Next" w:eastAsia="Avenir Next"/>
-                <w:color w:val="1A1A1A"/>
-                <w:sz w:val="17"/>
-                <w:szCs w:val="17"/>
-              </w:rPr>
-              <w:t xml:space="preserve">  I need a little help</w:t>
-            </w:r>
-          </w:p>
-        </w:tc>
-        <w:tc>
-          <w:tcPr>
-            <w:tcW w:w="3104" w:type="dxa"/>
-            <w:vAlign w:val="center"/>
-          </w:tcPr>
-          <w:p>
-            <w:pPr>
-              <w:spacing w:before="0" w:after="0" w:line="240" w:lineRule="auto"/>
-            </w:pPr>
-            <w:r>
-              <w:rPr>
-                <w:rFonts w:ascii="Arial" w:hAnsi="Arial" w:cs="Arial" w:eastAsia="Arial"/>
-                <w:color w:val="1A1A1A"/>
-                <w:sz w:val="24"/>
-                <w:szCs w:val="24"/>
+                <w:sz w:val="20"/>
+                <w:szCs w:val="20"/>
               </w:rPr>
               <w:t xml:space="preserve">□</w:t>
             </w:r>
@@ -3765,7 +3787,7 @@
     <w:sectPr>
       <w:footerReference w:type="default" r:id="rIdFooter1"/>
       <w:pgSz w:w="12240" w:h="15840"/>
-      <w:pgMar w:top="893" w:right="1224" w:bottom="835" w:left="1512" w:header="432" w:footer="432" w:gutter="0"/>
+      <w:pgMar w:top="780" w:right="1224" w:bottom="760" w:left="1512" w:header="432" w:footer="432" w:gutter="0"/>
       <w:cols w:space="720"/>
     </w:sectPr>
   </w:body>
@@ -3845,7 +3867,106 @@
               <w:sz w:val="15"/>
               <w:szCs w:val="15"/>
             </w:rPr>
-            <w:t xml:space="preserve">Lesson 5-1  ·  Session 2  ·  Prerequisite Practice A</w:t>
+            <w:t xml:space="preserve">5-1 · Page </w:t>
+          </w:r>
+          <w:r>
+            <w:rPr>
+              <w:rFonts w:ascii="Avenir Next" w:hAnsi="Avenir Next" w:cs="Avenir Next" w:eastAsia="Avenir Next"/>
+              <w:color w:val="5A5F66"/>
+              <w:sz w:val="15"/>
+              <w:szCs w:val="15"/>
+            </w:rPr>
+            <w:fldChar w:fldCharType="begin"/>
+          </w:r>
+          <w:r>
+            <w:rPr>
+              <w:rFonts w:ascii="Avenir Next" w:hAnsi="Avenir Next" w:cs="Avenir Next" w:eastAsia="Avenir Next"/>
+              <w:color w:val="5A5F66"/>
+              <w:sz w:val="15"/>
+              <w:szCs w:val="15"/>
+            </w:rPr>
+            <w:instrText xml:space="preserve"> PAGE </w:instrText>
+          </w:r>
+          <w:r>
+            <w:rPr>
+              <w:rFonts w:ascii="Avenir Next" w:hAnsi="Avenir Next" w:cs="Avenir Next" w:eastAsia="Avenir Next"/>
+              <w:color w:val="5A5F66"/>
+              <w:sz w:val="15"/>
+              <w:szCs w:val="15"/>
+            </w:rPr>
+            <w:fldChar w:fldCharType="separate"/>
+          </w:r>
+          <w:r>
+            <w:rPr>
+              <w:rFonts w:ascii="Avenir Next" w:hAnsi="Avenir Next" w:cs="Avenir Next" w:eastAsia="Avenir Next"/>
+              <w:color w:val="5A5F66"/>
+              <w:sz w:val="15"/>
+              <w:szCs w:val="15"/>
+            </w:rPr>
+            <w:t xml:space="preserve">1</w:t>
+          </w:r>
+          <w:r>
+            <w:rPr>
+              <w:rFonts w:ascii="Avenir Next" w:hAnsi="Avenir Next" w:cs="Avenir Next" w:eastAsia="Avenir Next"/>
+              <w:color w:val="5A5F66"/>
+              <w:sz w:val="15"/>
+              <w:szCs w:val="15"/>
+            </w:rPr>
+            <w:fldChar w:fldCharType="end"/>
+          </w:r>
+          <w:r>
+            <w:rPr>
+              <w:rFonts w:ascii="Avenir Next" w:hAnsi="Avenir Next" w:cs="Avenir Next" w:eastAsia="Avenir Next"/>
+              <w:color w:val="5A5F66"/>
+              <w:sz w:val="15"/>
+              <w:szCs w:val="15"/>
+            </w:rPr>
+            <w:t xml:space="preserve"> of </w:t>
+          </w:r>
+          <w:r>
+            <w:rPr>
+              <w:rFonts w:ascii="Avenir Next" w:hAnsi="Avenir Next" w:cs="Avenir Next" w:eastAsia="Avenir Next"/>
+              <w:color w:val="5A5F66"/>
+              <w:sz w:val="15"/>
+              <w:szCs w:val="15"/>
+            </w:rPr>
+            <w:fldChar w:fldCharType="begin"/>
+          </w:r>
+          <w:r>
+            <w:rPr>
+              <w:rFonts w:ascii="Avenir Next" w:hAnsi="Avenir Next" w:cs="Avenir Next" w:eastAsia="Avenir Next"/>
+              <w:color w:val="5A5F66"/>
+              <w:sz w:val="15"/>
+              <w:szCs w:val="15"/>
+            </w:rPr>
+            <w:instrText xml:space="preserve"> NUMPAGES </w:instrText>
+          </w:r>
+          <w:r>
+            <w:rPr>
+              <w:rFonts w:ascii="Avenir Next" w:hAnsi="Avenir Next" w:cs="Avenir Next" w:eastAsia="Avenir Next"/>
+              <w:color w:val="5A5F66"/>
+              <w:sz w:val="15"/>
+              <w:szCs w:val="15"/>
+            </w:rPr>
+            <w:fldChar w:fldCharType="separate"/>
+          </w:r>
+          <w:r>
+            <w:rPr>
+              <w:rFonts w:ascii="Avenir Next" w:hAnsi="Avenir Next" w:cs="Avenir Next" w:eastAsia="Avenir Next"/>
+              <w:color w:val="5A5F66"/>
+              <w:sz w:val="15"/>
+              <w:szCs w:val="15"/>
+            </w:rPr>
+            <w:t xml:space="preserve">1</w:t>
+          </w:r>
+          <w:r>
+            <w:rPr>
+              <w:rFonts w:ascii="Avenir Next" w:hAnsi="Avenir Next" w:cs="Avenir Next" w:eastAsia="Avenir Next"/>
+              <w:color w:val="5A5F66"/>
+              <w:sz w:val="15"/>
+              <w:szCs w:val="15"/>
+            </w:rPr>
+            <w:fldChar w:fldCharType="end"/>
           </w:r>
         </w:p>
       </w:tc>
@@ -3888,5 +4009,23 @@
       </w:tblCellMar>
     </w:tblPr>
   </w:style>
+  <w:style w:type="paragraph" w:styleId="Heading1">
+    <w:name w:val="heading 1"/>
+    <w:basedOn w:val="Normal"/>
+    <w:pPr>
+      <w:outlineLvl w:val="0"/>
+      <w:keepNext w:val="0"/>
+      <w:keepLines w:val="0"/>
+    </w:pPr>
+  </w:style>
+  <w:style w:type="paragraph" w:styleId="Heading2">
+    <w:name w:val="heading 2"/>
+    <w:basedOn w:val="Normal"/>
+    <w:pPr>
+      <w:outlineLvl w:val="1"/>
+      <w:keepNext w:val="0"/>
+      <w:keepLines w:val="0"/>
+    </w:pPr>
+  </w:style>
 </w:styles>
 </file>